--- a/resume/templates/Xevier_T_CV_fr.template.docx
+++ b/resume/templates/Xevier_T_CV_fr.template.docx
@@ -1,6 +1,6 @@
 
 <file path=word/document.xml><?xml version="1.0" encoding="utf-8"?>
-<w:document xmlns:wpc="http://schemas.microsoft.com/office/word/2010/wordprocessingCanvas" xmlns:cx="http://schemas.microsoft.com/office/drawing/2014/chartex" xmlns:cx1="http://schemas.microsoft.com/office/drawing/2015/9/8/chartex" xmlns:cx2="http://schemas.microsoft.com/office/drawing/2015/10/21/chartex" xmlns:cx3="http://schemas.microsoft.com/office/drawing/2016/5/9/chartex" xmlns:cx4="http://schemas.microsoft.com/office/drawing/2016/5/10/chartex" xmlns:cx5="http://schemas.microsoft.com/office/drawing/2016/5/11/chartex" xmlns:cx6="http://schemas.microsoft.com/office/drawing/2016/5/12/chartex" xmlns:cx7="http://schemas.microsoft.com/office/drawing/2016/5/13/chartex" xmlns:cx8="http://schemas.microsoft.com/office/drawing/2016/5/14/chartex" xmlns:mc="http://schemas.openxmlformats.org/markup-compatibility/2006" xmlns:aink="http://schemas.microsoft.com/office/drawing/2016/ink" xmlns:am3d="http://schemas.microsoft.com/office/drawing/2017/model3d" xmlns:o="urn:schemas-microsoft-com:office:office" xmlns:oel="http://schemas.microsoft.com/office/2019/extlst" xmlns:r="http://schemas.openxmlformats.org/officeDocument/2006/relationships" xmlns:m="http://schemas.openxmlformats.org/officeDocument/2006/math" xmlns:v="urn:schemas-microsoft-com:vml" xmlns:wp14="http://schemas.microsoft.com/office/word/2010/wordprocessingDrawing" xmlns:wp="http://schemas.openxmlformats.org/drawingml/2006/wordprocessingDrawing" xmlns:w10="urn:schemas-microsoft-com:office:word" xmlns:w="http://schemas.openxmlformats.org/wordprocessingml/2006/main" xmlns:w14="http://schemas.microsoft.com/office/word/2010/wordml" xmlns:w15="http://schemas.microsoft.com/office/word/2012/wordml" xmlns:w16cei="http://schemas.microsoft.com/office/word/2026/wordml/cei" xmlns:w16cex="http://schemas.microsoft.com/office/word/2018/wordml/cex" xmlns:w16cid="http://schemas.microsoft.com/office/word/2016/wordml/cid" xmlns:w16="http://schemas.microsoft.com/office/word/2018/wordml" xmlns:w16du="http://schemas.microsoft.com/office/word/2023/wordml/word16du" xmlns:w16sdtdh="http://schemas.microsoft.com/office/word/2020/wordml/sdtdatahash" xmlns:w16sdtfl="http://schemas.microsoft.com/office/word/2024/wordml/sdtformatlock" xmlns:w16se="http://schemas.microsoft.com/office/word/2015/wordml/symex" xmlns:wpg="http://schemas.microsoft.com/office/word/2010/wordprocessingGroup" xmlns:wpi="http://schemas.microsoft.com/office/word/2010/wordprocessingInk" xmlns:wne="http://schemas.microsoft.com/office/word/2006/wordml" xmlns:wps="http://schemas.microsoft.com/office/word/2010/wordprocessingShape" mc:Ignorable="w14 w15 w16se w16cid w16 w16cex w16sdtdh w16sdtfl w16du wp14">
+<w:document xmlns:wpc="http://schemas.microsoft.com/office/word/2010/wordprocessingCanvas" xmlns:cx="http://schemas.microsoft.com/office/drawing/2014/chartex" xmlns:cx1="http://schemas.microsoft.com/office/drawing/2015/9/8/chartex" xmlns:cx2="http://schemas.microsoft.com/office/drawing/2015/10/21/chartex" xmlns:cx3="http://schemas.microsoft.com/office/drawing/2016/5/9/chartex" xmlns:cx4="http://schemas.microsoft.com/office/drawing/2016/5/10/chartex" xmlns:cx5="http://schemas.microsoft.com/office/drawing/2016/5/11/chartex" xmlns:cx6="http://schemas.microsoft.com/office/drawing/2016/5/12/chartex" xmlns:cx7="http://schemas.microsoft.com/office/drawing/2016/5/13/chartex" xmlns:cx8="http://schemas.microsoft.com/office/drawing/2016/5/14/chartex" xmlns:mc="http://schemas.openxmlformats.org/markup-compatibility/2006" xmlns:aink="http://schemas.microsoft.com/office/drawing/2016/ink" xmlns:am3d="http://schemas.microsoft.com/office/drawing/2017/model3d" xmlns:o="urn:schemas-microsoft-com:office:office" xmlns:oel="http://schemas.microsoft.com/office/2019/extlst" xmlns:r="http://schemas.openxmlformats.org/officeDocument/2006/relationships" xmlns:m="http://schemas.openxmlformats.org/officeDocument/2006/math" xmlns:v="urn:schemas-microsoft-com:vml" xmlns:wp14="http://schemas.microsoft.com/office/word/2010/wordprocessingDrawing" xmlns:wp="http://schemas.openxmlformats.org/drawingml/2006/wordprocessingDrawing" xmlns:w10="urn:schemas-microsoft-com:office:word" xmlns:w="http://schemas.openxmlformats.org/wordprocessingml/2006/main" xmlns:w14="http://schemas.microsoft.com/office/word/2010/wordml" xmlns:w15="http://schemas.microsoft.com/office/word/2012/wordml" xmlns:w16cex="http://schemas.microsoft.com/office/word/2018/wordml/cex" xmlns:w16cid="http://schemas.microsoft.com/office/word/2016/wordml/cid" xmlns:w16="http://schemas.microsoft.com/office/word/2018/wordml" xmlns:w16du="http://schemas.microsoft.com/office/word/2023/wordml/word16du" xmlns:w16sdtdh="http://schemas.microsoft.com/office/word/2020/wordml/sdtdatahash" xmlns:w16sdtfl="http://schemas.microsoft.com/office/word/2024/wordml/sdtformatlock" xmlns:w16se="http://schemas.microsoft.com/office/word/2015/wordml/symex" xmlns:wpg="http://schemas.microsoft.com/office/word/2010/wordprocessingGroup" xmlns:wpi="http://schemas.microsoft.com/office/word/2010/wordprocessingInk" xmlns:wne="http://schemas.microsoft.com/office/word/2006/wordml" xmlns:wps="http://schemas.microsoft.com/office/word/2010/wordprocessingShape" mc:Ignorable="w14 w15 w16se w16cid w16 w16cex w16sdtdh w16sdtfl w16du wp14">
   <w:body>
     <w:p>
       <w:pPr>
@@ -31,11 +31,6 @@
         </w:tabs>
         <w:spacing w:after="200" w:line="240" w:lineRule="auto"/>
         <w:jc w:val="center"/>
-        <w:rPr>
-          <w:rFonts w:ascii="Roboto Light" w:eastAsia="Roboto Light" w:hAnsi="Roboto Light" w:cs="Roboto Light"/>
-          <w:sz w:val="20"/>
-          <w:szCs w:val="20"/>
-        </w:rPr>
       </w:pPr>
       <w:hyperlink r:id="rId6" w:history="1">
         <w:r>
@@ -53,6 +48,7 @@
         <w:t xml:space="preserve"> • </w:t>
       </w:r>
       <w:hyperlink r:id="rId7" w:history="1">
+        <w:proofErr w:type="spellStart"/>
         <w:r>
           <w:rPr>
             <w:rStyle w:val="Hyperlink"/>
@@ -60,6 +56,7 @@
           </w:rPr>
           <w:t>xevier.dev</w:t>
         </w:r>
+        <w:proofErr w:type="spellEnd"/>
       </w:hyperlink>
       <w:r>
         <w:rPr>
@@ -73,10 +70,278 @@
             <w:rStyle w:val="Hyperlink"/>
             <w:rFonts w:ascii="Roboto Light" w:hAnsi="Roboto Light"/>
           </w:rPr>
-          <w:t>linkedin.com/in/xevierturrubiartes</w:t>
+          <w:t>linkedin.com/in/</w:t>
         </w:r>
+        <w:proofErr w:type="spellStart"/>
+        <w:r>
+          <w:rPr>
+            <w:rStyle w:val="Hyperlink"/>
+            <w:rFonts w:ascii="Roboto Light" w:hAnsi="Roboto Light"/>
+          </w:rPr>
+          <w:t>xevierturrubiartes</w:t>
+        </w:r>
+        <w:proofErr w:type="spellEnd"/>
       </w:hyperlink>
     </w:p>
+    <w:sdt>
+      <w:sdtPr>
+        <w:tag w:val="summary"/>
+        <w:alias w:val="summary"/>
+        <w:text/>
+      </w:sdtPr>
+      <w:sdtContent>
+        <w:p>
+          <w:pPr>
+            <w:tabs>
+              <w:tab w:val="center" w:pos="5400"/>
+              <w:tab w:val="right" w:pos="10710"/>
+            </w:tabs>
+            <w:spacing w:before="240" w:after="240" w:line="240" w:lineRule="auto"/>
+            <w:rPr>
+              <w:rFonts w:ascii="Roboto Light" w:eastAsia="Roboto Light" w:hAnsi="Roboto Light" w:cs="Roboto Light"/>
+            </w:rPr>
+          </w:pPr>
+          <w:proofErr w:type="spellStart"/>
+          <w:r>
+            <w:rPr>
+              <w:rFonts w:ascii="Roboto Light" w:eastAsia="Roboto Light" w:hAnsi="Roboto Light" w:cs="Roboto Light"/>
+            </w:rPr>
+            <w:t>Développeur</w:t>
+          </w:r>
+          <w:proofErr w:type="spellEnd"/>
+          <w:r>
+            <w:rPr>
+              <w:rFonts w:ascii="Roboto Light" w:eastAsia="Roboto Light" w:hAnsi="Roboto Light" w:cs="Roboto Light"/>
+            </w:rPr>
+            <w:t xml:space="preserve"> Full-Stack et IA senior avec 6 </w:t>
+          </w:r>
+          <w:proofErr w:type="spellStart"/>
+          <w:r>
+            <w:rPr>
+              <w:rFonts w:ascii="Roboto Light" w:eastAsia="Roboto Light" w:hAnsi="Roboto Light" w:cs="Roboto Light"/>
+            </w:rPr>
+            <w:t>ans</w:t>
+          </w:r>
+          <w:proofErr w:type="spellEnd"/>
+          <w:r>
+            <w:rPr>
+              <w:rFonts w:ascii="Roboto Light" w:eastAsia="Roboto Light" w:hAnsi="Roboto Light" w:cs="Roboto Light"/>
+            </w:rPr>
+            <w:t xml:space="preserve"> </w:t>
+          </w:r>
+          <w:proofErr w:type="spellStart"/>
+          <w:r>
+            <w:rPr>
+              <w:rFonts w:ascii="Roboto Light" w:eastAsia="Roboto Light" w:hAnsi="Roboto Light" w:cs="Roboto Light"/>
+            </w:rPr>
+            <w:t>d’expérience</w:t>
+          </w:r>
+          <w:proofErr w:type="spellEnd"/>
+          <w:r>
+            <w:rPr>
+              <w:rFonts w:ascii="Roboto Light" w:eastAsia="Roboto Light" w:hAnsi="Roboto Light" w:cs="Roboto Light"/>
+            </w:rPr>
+            <w:t xml:space="preserve"> dans la conception de </w:t>
+          </w:r>
+          <w:proofErr w:type="spellStart"/>
+          <w:r>
+            <w:rPr>
+              <w:rFonts w:ascii="Roboto Light" w:eastAsia="Roboto Light" w:hAnsi="Roboto Light" w:cs="Roboto Light"/>
+            </w:rPr>
+            <w:t>produits</w:t>
+          </w:r>
+          <w:proofErr w:type="spellEnd"/>
+          <w:r>
+            <w:rPr>
+              <w:rFonts w:ascii="Roboto Light" w:eastAsia="Roboto Light" w:hAnsi="Roboto Light" w:cs="Roboto Light"/>
+            </w:rPr>
+            <w:t xml:space="preserve"> SaaS et de </w:t>
+          </w:r>
+          <w:proofErr w:type="spellStart"/>
+          <w:r>
+            <w:rPr>
+              <w:rFonts w:ascii="Roboto Light" w:eastAsia="Roboto Light" w:hAnsi="Roboto Light" w:cs="Roboto Light"/>
+            </w:rPr>
+            <w:t>plateformes</w:t>
+          </w:r>
+          <w:proofErr w:type="spellEnd"/>
+          <w:r>
+            <w:rPr>
+              <w:rFonts w:ascii="Roboto Light" w:eastAsia="Roboto Light" w:hAnsi="Roboto Light" w:cs="Roboto Light"/>
+            </w:rPr>
+            <w:t xml:space="preserve"> </w:t>
+          </w:r>
+          <w:proofErr w:type="spellStart"/>
+          <w:r>
+            <w:rPr>
+              <w:rFonts w:ascii="Roboto Light" w:eastAsia="Roboto Light" w:hAnsi="Roboto Light" w:cs="Roboto Light"/>
+            </w:rPr>
+            <w:t>d’intelligence</w:t>
+          </w:r>
+          <w:proofErr w:type="spellEnd"/>
+          <w:r>
+            <w:rPr>
+              <w:rFonts w:ascii="Roboto Light" w:eastAsia="Roboto Light" w:hAnsi="Roboto Light" w:cs="Roboto Light"/>
+            </w:rPr>
+            <w:t xml:space="preserve"> </w:t>
+          </w:r>
+          <w:proofErr w:type="spellStart"/>
+          <w:r>
+            <w:rPr>
+              <w:rFonts w:ascii="Roboto Light" w:eastAsia="Roboto Light" w:hAnsi="Roboto Light" w:cs="Roboto Light"/>
+            </w:rPr>
+            <w:t>artificielle</w:t>
+          </w:r>
+          <w:proofErr w:type="spellEnd"/>
+          <w:r>
+            <w:rPr>
+              <w:rFonts w:ascii="Roboto Light" w:eastAsia="Roboto Light" w:hAnsi="Roboto Light" w:cs="Roboto Light"/>
+            </w:rPr>
+            <w:t xml:space="preserve"> avec TypeScript, React, Node.js, PostgreSQL et les technologies LLM </w:t>
+          </w:r>
+          <w:proofErr w:type="spellStart"/>
+          <w:r>
+            <w:rPr>
+              <w:rFonts w:ascii="Roboto Light" w:eastAsia="Roboto Light" w:hAnsi="Roboto Light" w:cs="Roboto Light"/>
+            </w:rPr>
+            <w:t>modernes</w:t>
+          </w:r>
+          <w:proofErr w:type="spellEnd"/>
+          <w:r>
+            <w:rPr>
+              <w:rFonts w:ascii="Roboto Light" w:eastAsia="Roboto Light" w:hAnsi="Roboto Light" w:cs="Roboto Light"/>
+            </w:rPr>
+            <w:t xml:space="preserve">. </w:t>
+          </w:r>
+          <w:proofErr w:type="spellStart"/>
+          <w:r>
+            <w:rPr>
+              <w:rFonts w:ascii="Roboto Light" w:eastAsia="Roboto Light" w:hAnsi="Roboto Light" w:cs="Roboto Light"/>
+            </w:rPr>
+            <w:t>Expérience</w:t>
+          </w:r>
+          <w:proofErr w:type="spellEnd"/>
+          <w:r>
+            <w:rPr>
+              <w:rFonts w:ascii="Roboto Light" w:eastAsia="Roboto Light" w:hAnsi="Roboto Light" w:cs="Roboto Light"/>
+            </w:rPr>
+            <w:t xml:space="preserve"> </w:t>
+          </w:r>
+          <w:proofErr w:type="spellStart"/>
+          <w:r>
+            <w:rPr>
+              <w:rFonts w:ascii="Roboto Light" w:eastAsia="Roboto Light" w:hAnsi="Roboto Light" w:cs="Roboto Light"/>
+            </w:rPr>
+            <w:t>en</w:t>
+          </w:r>
+          <w:proofErr w:type="spellEnd"/>
+          <w:r>
+            <w:rPr>
+              <w:rFonts w:ascii="Roboto Light" w:eastAsia="Roboto Light" w:hAnsi="Roboto Light" w:cs="Roboto Light"/>
+            </w:rPr>
+            <w:t xml:space="preserve"> architecture </w:t>
+          </w:r>
+          <w:proofErr w:type="spellStart"/>
+          <w:r>
+            <w:rPr>
+              <w:rFonts w:ascii="Roboto Light" w:eastAsia="Roboto Light" w:hAnsi="Roboto Light" w:cs="Roboto Light"/>
+            </w:rPr>
+            <w:t>logicielle</w:t>
+          </w:r>
+          <w:proofErr w:type="spellEnd"/>
+          <w:r>
+            <w:rPr>
+              <w:rFonts w:ascii="Roboto Light" w:eastAsia="Roboto Light" w:hAnsi="Roboto Light" w:cs="Roboto Light"/>
+            </w:rPr>
+            <w:t xml:space="preserve">, </w:t>
+          </w:r>
+          <w:proofErr w:type="spellStart"/>
+          <w:r>
+            <w:rPr>
+              <w:rFonts w:ascii="Roboto Light" w:eastAsia="Roboto Light" w:hAnsi="Roboto Light" w:cs="Roboto Light"/>
+            </w:rPr>
+            <w:t>systèmes</w:t>
+          </w:r>
+          <w:proofErr w:type="spellEnd"/>
+          <w:r>
+            <w:rPr>
+              <w:rFonts w:ascii="Roboto Light" w:eastAsia="Roboto Light" w:hAnsi="Roboto Light" w:cs="Roboto Light"/>
+            </w:rPr>
+            <w:t xml:space="preserve"> RAG et multi-agents, </w:t>
+          </w:r>
+          <w:proofErr w:type="spellStart"/>
+          <w:r>
+            <w:rPr>
+              <w:rFonts w:ascii="Roboto Light" w:eastAsia="Roboto Light" w:hAnsi="Roboto Light" w:cs="Roboto Light"/>
+            </w:rPr>
+            <w:t>ainsi</w:t>
+          </w:r>
+          <w:proofErr w:type="spellEnd"/>
+          <w:r>
+            <w:rPr>
+              <w:rFonts w:ascii="Roboto Light" w:eastAsia="Roboto Light" w:hAnsi="Roboto Light" w:cs="Roboto Light"/>
+            </w:rPr>
+            <w:t xml:space="preserve"> </w:t>
+          </w:r>
+          <w:proofErr w:type="spellStart"/>
+          <w:r>
+            <w:rPr>
+              <w:rFonts w:ascii="Roboto Light" w:eastAsia="Roboto Light" w:hAnsi="Roboto Light" w:cs="Roboto Light"/>
+            </w:rPr>
+            <w:t>qu’en</w:t>
+          </w:r>
+          <w:proofErr w:type="spellEnd"/>
+          <w:r>
+            <w:rPr>
+              <w:rFonts w:ascii="Roboto Light" w:eastAsia="Roboto Light" w:hAnsi="Roboto Light" w:cs="Roboto Light"/>
+            </w:rPr>
+            <w:t xml:space="preserve"> </w:t>
+          </w:r>
+          <w:proofErr w:type="spellStart"/>
+          <w:r>
+            <w:rPr>
+              <w:rFonts w:ascii="Roboto Light" w:eastAsia="Roboto Light" w:hAnsi="Roboto Light" w:cs="Roboto Light"/>
+            </w:rPr>
+            <w:t>encadrement</w:t>
+          </w:r>
+          <w:proofErr w:type="spellEnd"/>
+          <w:r>
+            <w:rPr>
+              <w:rFonts w:ascii="Roboto Light" w:eastAsia="Roboto Light" w:hAnsi="Roboto Light" w:cs="Roboto Light"/>
+            </w:rPr>
+            <w:t xml:space="preserve"> de petites équipes techniques, de la conception </w:t>
+          </w:r>
+          <w:proofErr w:type="spellStart"/>
+          <w:r>
+            <w:rPr>
+              <w:rFonts w:ascii="Roboto Light" w:eastAsia="Roboto Light" w:hAnsi="Roboto Light" w:cs="Roboto Light"/>
+            </w:rPr>
+            <w:t>jusqu’à</w:t>
+          </w:r>
+          <w:proofErr w:type="spellEnd"/>
+          <w:r>
+            <w:rPr>
+              <w:rFonts w:ascii="Roboto Light" w:eastAsia="Roboto Light" w:hAnsi="Roboto Light" w:cs="Roboto Light"/>
+            </w:rPr>
+            <w:t xml:space="preserve"> la mise </w:t>
+          </w:r>
+          <w:proofErr w:type="spellStart"/>
+          <w:r>
+            <w:rPr>
+              <w:rFonts w:ascii="Roboto Light" w:eastAsia="Roboto Light" w:hAnsi="Roboto Light" w:cs="Roboto Light"/>
+            </w:rPr>
+            <w:t>en</w:t>
+          </w:r>
+          <w:proofErr w:type="spellEnd"/>
+          <w:r>
+            <w:rPr>
+              <w:rFonts w:ascii="Roboto Light" w:eastAsia="Roboto Light" w:hAnsi="Roboto Light" w:cs="Roboto Light"/>
+            </w:rPr>
+            <w:t xml:space="preserve"> production.</w:t>
+          </w:r>
+        </w:p>
+      </w:sdtContent>
+    </w:sdt>
     <w:p>
       <w:pPr>
         <w:spacing w:before="200" w:after="0" w:line="240" w:lineRule="auto"/>
@@ -145,7 +410,7 @@
               </wp:anchor>
             </w:drawing>
           </mc:Choice>
-          <mc:Fallback xmlns:cr="http://schemas.microsoft.com/office/comments/2020/reactions" xmlns="http://schemas.microsoft.com/office/tasks/2019/documenttasks" xmlns:dgm="http://schemas.openxmlformats.org/drawingml/2006/diagram" xmlns:lc="http://schemas.openxmlformats.org/drawingml/2006/lockedCanvas" xmlns:c="http://schemas.openxmlformats.org/drawingml/2006/chart" xmlns:pic="http://schemas.openxmlformats.org/drawingml/2006/picture" xmlns:a="http://schemas.openxmlformats.org/drawingml/2006/main" xmlns:sl="http://schemas.openxmlformats.org/schemaLibrary/2006/main">
+          <mc:Fallback xmlns:cr="http://schemas.microsoft.com/office/comments/2020/reactions" xmlns="http://schemas.microsoft.com/office/tasks/2019/documenttasks" xmlns:dgm="http://schemas.openxmlformats.org/drawingml/2006/diagram" xmlns:lc="http://schemas.openxmlformats.org/drawingml/2006/lockedCanvas" xmlns:c="http://schemas.openxmlformats.org/drawingml/2006/chart" xmlns:pic="http://schemas.openxmlformats.org/drawingml/2006/picture" xmlns:a="http://schemas.openxmlformats.org/drawingml/2006/main" xmlns:sl="http://schemas.openxmlformats.org/schemaLibrary/2006/main" xmlns:w16cei="http://schemas.microsoft.com/office/word/2026/wordml/cei">
             <w:drawing>
               <wp:anchor allowOverlap="1" behindDoc="0" distB="0" distT="0" distL="114300" distR="114300" hidden="0" layoutInCell="1" locked="0" relativeHeight="0" simplePos="0">
                 <wp:simplePos x="0" y="0"/>
@@ -205,9 +470,8 @@
     </w:p>
     <w:sdt>
       <w:sdtPr>
+        <w:tag w:val="experience.0.company_line"/>
         <w:alias w:val="experience.0.company_line"/>
-        <w:tag w:val="experience.0.company_line"/>
-        <w:id w:val="-1743551991"/>
         <w:text/>
       </w:sdtPr>
       <w:sdtContent>
@@ -256,9 +520,8 @@
     </w:sdt>
     <w:sdt>
       <w:sdtPr>
+        <w:tag w:val="experience.0.title_line"/>
         <w:alias w:val="experience.0.title_line"/>
-        <w:tag w:val="experience.0.title_line"/>
-        <w:id w:val="-304548792"/>
         <w:text/>
       </w:sdtPr>
       <w:sdtContent>
@@ -282,8 +545,8 @@
               <w:rFonts w:ascii="Roboto Light" w:hAnsi="Roboto Light"/>
               <w:b/>
               <w:bCs/>
+              <w:sz w:val="20"/>
               <w:i/>
-              <w:sz w:val="20"/>
             </w:rPr>
             <w:t>Développeur</w:t>
           </w:r>
@@ -293,8 +556,8 @@
               <w:rFonts w:ascii="Roboto Light" w:hAnsi="Roboto Light"/>
               <w:b/>
               <w:bCs/>
+              <w:sz w:val="20"/>
               <w:i/>
-              <w:sz w:val="20"/>
             </w:rPr>
             <w:t xml:space="preserve"> Senior IA / Chef de </w:t>
           </w:r>
@@ -304,8 +567,8 @@
               <w:rFonts w:ascii="Roboto Light" w:hAnsi="Roboto Light"/>
               <w:b/>
               <w:bCs/>
+              <w:sz w:val="20"/>
               <w:i/>
-              <w:sz w:val="20"/>
             </w:rPr>
             <w:t>Projet</w:t>
           </w:r>
@@ -315,25 +578,25 @@
               <w:rFonts w:ascii="Roboto Light" w:hAnsi="Roboto Light"/>
               <w:b/>
               <w:bCs/>
+              <w:sz w:val="20"/>
               <w:i/>
+            </w:rPr>
+            <w:tab/>
+          </w:r>
+          <w:r>
+            <w:rPr>
+              <w:rFonts w:ascii="Roboto Light" w:hAnsi="Roboto Light"/>
               <w:sz w:val="20"/>
-            </w:rPr>
-            <w:tab/>
-          </w:r>
-          <w:r>
-            <w:rPr>
-              <w:rFonts w:ascii="Roboto Light" w:hAnsi="Roboto Light"/>
               <w:i/>
+            </w:rPr>
+            <w:t xml:space="preserve">Janvier 2026 – </w:t>
+          </w:r>
+          <w:proofErr w:type="spellStart"/>
+          <w:r>
+            <w:rPr>
+              <w:rFonts w:ascii="Roboto Light" w:hAnsi="Roboto Light"/>
               <w:sz w:val="20"/>
-            </w:rPr>
-            <w:t xml:space="preserve">Janvier 2026 – </w:t>
-          </w:r>
-          <w:proofErr w:type="spellStart"/>
-          <w:r>
-            <w:rPr>
-              <w:rFonts w:ascii="Roboto Light" w:hAnsi="Roboto Light"/>
               <w:i/>
-              <w:sz w:val="20"/>
             </w:rPr>
             <w:t>Présent</w:t>
           </w:r>
@@ -343,9 +606,8 @@
     </w:sdt>
     <w:sdt>
       <w:sdtPr>
+        <w:tag w:val="experience.0.bullets.0"/>
         <w:alias w:val="experience.0.bullets.0"/>
-        <w:tag w:val="experience.0.bullets.0"/>
-        <w:id w:val="-782342039"/>
         <w:text/>
       </w:sdtPr>
       <w:sdtContent>
@@ -517,9 +779,8 @@
     </w:sdt>
     <w:sdt>
       <w:sdtPr>
+        <w:tag w:val="experience.0.bullets.1"/>
         <w:alias w:val="experience.0.bullets.1"/>
-        <w:tag w:val="experience.0.bullets.1"/>
-        <w:id w:val="-326835898"/>
         <w:text/>
       </w:sdtPr>
       <w:sdtContent>
@@ -691,9 +952,8 @@
     </w:sdt>
     <w:sdt>
       <w:sdtPr>
+        <w:tag w:val="experience.0.bullets.2"/>
         <w:alias w:val="experience.0.bullets.2"/>
-        <w:tag w:val="experience.0.bullets.2"/>
-        <w:id w:val="-1198842910"/>
         <w:text/>
       </w:sdtPr>
       <w:sdtContent>
@@ -893,9 +1153,8 @@
     </w:sdt>
     <w:sdt>
       <w:sdtPr>
+        <w:tag w:val="experience.1.company_line"/>
         <w:alias w:val="experience.1.company_line"/>
-        <w:tag w:val="experience.1.company_line"/>
-        <w:id w:val="-209422903"/>
         <w:text/>
       </w:sdtPr>
       <w:sdtContent>
@@ -904,7 +1163,7 @@
             <w:tabs>
               <w:tab w:val="right" w:pos="10800"/>
             </w:tabs>
-            <w:spacing w:before="120" w:after="0" w:line="240" w:lineRule="auto"/>
+            <w:spacing w:after="0" w:line="240" w:lineRule="auto"/>
             <w:rPr>
               <w:rFonts w:ascii="Roboto Light" w:eastAsia="Roboto Light" w:hAnsi="Roboto Light" w:cs="Roboto Light"/>
               <w:sz w:val="20"/>
@@ -918,13 +1177,6 @@
               <w:szCs w:val="20"/>
             </w:rPr>
             <w:t>Werq AI</w:t>
-          </w:r>
-          <w:r>
-            <w:rPr>
-              <w:rFonts w:ascii="Roboto Light" w:eastAsia="Roboto Light" w:hAnsi="Roboto Light" w:cs="Roboto Light"/>
-              <w:sz w:val="20"/>
-              <w:szCs w:val="20"/>
-            </w:rPr>
             <w:tab/>
             <w:t>Télétravail</w:t>
           </w:r>
@@ -933,9 +1185,8 @@
     </w:sdt>
     <w:sdt>
       <w:sdtPr>
+        <w:tag w:val="experience.1.title_line"/>
         <w:alias w:val="experience.1.title_line"/>
-        <w:tag w:val="experience.1.title_line"/>
-        <w:id w:val="-41831489"/>
         <w:text/>
       </w:sdtPr>
       <w:sdtContent>
@@ -1049,9 +1300,8 @@
     </w:sdt>
     <w:sdt>
       <w:sdtPr>
+        <w:tag w:val="experience.1.bullets.0"/>
         <w:alias w:val="experience.1.bullets.0"/>
-        <w:tag w:val="experience.1.bullets.0"/>
-        <w:id w:val="-35115751"/>
         <w:text/>
       </w:sdtPr>
       <w:sdtContent>
@@ -1174,9 +1424,8 @@
     </w:sdt>
     <w:sdt>
       <w:sdtPr>
+        <w:tag w:val="experience.1.bullets.1"/>
         <w:alias w:val="experience.1.bullets.1"/>
-        <w:tag w:val="experience.1.bullets.1"/>
-        <w:id w:val="1967690473"/>
         <w:text/>
       </w:sdtPr>
       <w:sdtContent>
@@ -1319,9 +1568,8 @@
     </w:sdt>
     <w:sdt>
       <w:sdtPr>
+        <w:tag w:val="experience.2.company_line"/>
         <w:alias w:val="experience.2.company_line"/>
-        <w:tag w:val="experience.2.company_line"/>
-        <w:id w:val="1324932955"/>
         <w:text/>
       </w:sdtPr>
       <w:sdtContent>
@@ -1388,9 +1636,8 @@
     </w:sdt>
     <w:sdt>
       <w:sdtPr>
+        <w:tag w:val="experience.2.title_line"/>
         <w:alias w:val="experience.2.title_line"/>
-        <w:tag w:val="experience.2.title_line"/>
-        <w:id w:val="505173450"/>
         <w:text/>
       </w:sdtPr>
       <w:sdtContent>
@@ -1457,9 +1704,8 @@
     </w:sdt>
     <w:sdt>
       <w:sdtPr>
+        <w:tag w:val="experience.2.bullets.0"/>
         <w:alias w:val="experience.2.bullets.0"/>
-        <w:tag w:val="experience.2.bullets.0"/>
-        <w:id w:val="2136752847"/>
         <w:text/>
       </w:sdtPr>
       <w:sdtContent>
@@ -1560,9 +1806,8 @@
     </w:sdt>
     <w:sdt>
       <w:sdtPr>
+        <w:tag w:val="experience.2.bullets.1"/>
         <w:alias w:val="experience.2.bullets.1"/>
-        <w:tag w:val="experience.2.bullets.1"/>
-        <w:id w:val="1111162773"/>
         <w:text/>
       </w:sdtPr>
       <w:sdtContent>
@@ -1675,124 +1920,103 @@
         </w:p>
       </w:sdtContent>
     </w:sdt>
+    <w:p>
+      <w:pPr>
+        <w:tabs>
+          <w:tab w:val="right" w:pos="10800"/>
+        </w:tabs>
+        <w:spacing w:before="120" w:after="120"/>
+        <w:rPr>
+          <w:rFonts w:ascii="Roboto Light" w:eastAsia="Roboto Light" w:hAnsi="Roboto Light" w:cs="Roboto Light"/>
+          <w:b/>
+          <w:bCs/>
+          <w:sz w:val="20"/>
+          <w:szCs w:val="20"/>
+        </w:rPr>
+      </w:pPr>
+      <w:r>
+        <w:rPr>
+          <w:rFonts w:ascii="Roboto Light" w:eastAsia="Roboto Light" w:hAnsi="Roboto Light" w:cs="Roboto Light"/>
+          <w:b/>
+          <w:bCs/>
+          <w:sz w:val="20"/>
+          <w:szCs w:val="20"/>
+        </w:rPr>
+        <w:t>Expériences précédentes en développement logiciel</w:t>
+      </w:r>
+      <w:r>
+        <w:rPr>
+          <w:rFonts w:ascii="Roboto Light" w:eastAsia="Roboto Light" w:hAnsi="Roboto Light" w:cs="Roboto Light"/>
+          <w:b/>
+          <w:bCs/>
+          <w:sz w:val="20"/>
+          <w:szCs w:val="20"/>
+        </w:rPr>
+        <w:t xml:space="preserve"> </w:t>
+      </w:r>
+      <w:r>
+        <w:rPr>
+          <w:rFonts w:ascii="Roboto Light" w:eastAsia="Roboto Light" w:hAnsi="Roboto Light" w:cs="Roboto Light"/>
+          <w:b/>
+          <w:bCs/>
+          <w:sz w:val="20"/>
+          <w:szCs w:val="20"/>
+        </w:rPr>
+        <w:tab/>
+      </w:r>
+      <w:r>
+        <w:rPr>
+          <w:rFonts w:ascii="Roboto Light" w:eastAsia="Roboto Light" w:hAnsi="Roboto Light" w:cs="Roboto Light"/>
+          <w:i/>
+          <w:iCs/>
+          <w:sz w:val="20"/>
+          <w:szCs w:val="20"/>
+        </w:rPr>
+        <w:t>2021–2024</w:t>
+      </w:r>
+      <w:r>
+        <w:rPr>
+          <w:rFonts w:ascii="Roboto Light" w:eastAsia="Roboto Light" w:hAnsi="Roboto Light" w:cs="Roboto Light"/>
+          <w:sz w:val="20"/>
+          <w:szCs w:val="20"/>
+        </w:rPr>
+        <w:br/>
+      </w:r>
+      <w:r>
+        <w:rPr>
+          <w:rFonts w:ascii="Roboto Light" w:eastAsia="Roboto Light" w:hAnsi="Roboto Light" w:cs="Roboto Light"/>
+          <w:i/>
+          <w:iCs/>
+          <w:sz w:val="20"/>
+          <w:szCs w:val="20"/>
+        </w:rPr>
+        <w:t>Artificial Compute · Rodeo Logistics · DevWorks</w:t>
+      </w:r>
+      <w:r>
+        <w:rPr>
+          <w:rFonts w:ascii="Roboto Light" w:eastAsia="Roboto Light" w:hAnsi="Roboto Light" w:cs="Roboto Light"/>
+          <w:sz w:val="20"/>
+          <w:szCs w:val="20"/>
+        </w:rPr>
+        <w:br/>
+      </w:r>
+      <w:r>
+        <w:rPr>
+          <w:rFonts w:ascii="Roboto Light" w:eastAsia="Roboto Light" w:hAnsi="Roboto Light" w:cs="Roboto Light"/>
+          <w:b/>
+          <w:bCs/>
+          <w:i/>
+          <w:iCs/>
+          <w:sz w:val="20"/>
+          <w:szCs w:val="20"/>
+        </w:rPr>
+        <w:t>Développeur Front-End · Développeur Full-Stack · Développeur Full-Stack / Chef de projet</w:t>
+      </w:r>
+    </w:p>
     <w:sdt>
       <w:sdtPr>
-        <w:alias w:val="experience.3.company_line"/>
-        <w:tag w:val="experience.3.company_line"/>
-        <w:id w:val="1588350424"/>
-        <w:text/>
-      </w:sdtPr>
-      <w:sdtContent>
-        <w:p>
-          <w:pPr>
-            <w:tabs>
-              <w:tab w:val="right" w:pos="10800"/>
-            </w:tabs>
-            <w:spacing w:before="200" w:after="0" w:line="240" w:lineRule="auto"/>
-            <w:rPr>
-              <w:rFonts w:ascii="Roboto Light" w:eastAsia="Roboto Light" w:hAnsi="Roboto Light" w:cs="Roboto Light"/>
-              <w:i/>
-              <w:iCs/>
-              <w:sz w:val="20"/>
-              <w:szCs w:val="20"/>
-            </w:rPr>
-          </w:pPr>
-          <w:r>
-            <w:rPr>
-              <w:rFonts w:ascii="Roboto Light" w:eastAsia="Roboto Light" w:hAnsi="Roboto Light" w:cs="Roboto Light"/>
-              <w:sz w:val="20"/>
-              <w:szCs w:val="20"/>
-            </w:rPr>
-            <w:t>Artificial Compute</w:t>
-          </w:r>
-          <w:r>
-            <w:rPr>
-              <w:rFonts w:ascii="Roboto Light" w:eastAsia="Roboto Light" w:hAnsi="Roboto Light" w:cs="Roboto Light"/>
-              <w:sz w:val="20"/>
-              <w:szCs w:val="20"/>
-            </w:rPr>
-            <w:tab/>
-          </w:r>
-          <w:proofErr w:type="spellStart"/>
-          <w:r>
-            <w:rPr>
-              <w:rFonts w:ascii="Roboto Light" w:eastAsia="Roboto Light" w:hAnsi="Roboto Light" w:cs="Roboto Light"/>
-              <w:sz w:val="20"/>
-              <w:szCs w:val="20"/>
-            </w:rPr>
-            <w:t>Télétravail</w:t>
-          </w:r>
-          <w:proofErr w:type="spellEnd"/>
-        </w:p>
-      </w:sdtContent>
-    </w:sdt>
-    <w:sdt>
-      <w:sdtPr>
-        <w:alias w:val="experience.3.title_line"/>
-        <w:tag w:val="experience.3.title_line"/>
-        <w:id w:val="-1528625081"/>
-        <w:text/>
-      </w:sdtPr>
-      <w:sdtContent>
-        <w:p>
-          <w:pPr>
-            <w:tabs>
-              <w:tab w:val="right" w:pos="10800"/>
-            </w:tabs>
-            <w:spacing w:after="120" w:line="240" w:lineRule="auto"/>
-            <w:rPr>
-              <w:rFonts w:ascii="Roboto Light" w:eastAsia="Roboto Light" w:hAnsi="Roboto Light" w:cs="Roboto Light"/>
-              <w:i/>
-              <w:iCs/>
-              <w:sz w:val="20"/>
-              <w:szCs w:val="20"/>
-            </w:rPr>
-          </w:pPr>
-          <w:proofErr w:type="spellStart"/>
-          <w:r>
-            <w:rPr>
-              <w:rFonts w:ascii="Roboto Light" w:eastAsia="Roboto Light" w:hAnsi="Roboto Light" w:cs="Roboto Light"/>
-              <w:b/>
-              <w:bCs/>
-              <w:i/>
-              <w:iCs/>
-              <w:sz w:val="20"/>
-              <w:szCs w:val="20"/>
-            </w:rPr>
-            <w:t>Développeur</w:t>
-          </w:r>
-          <w:proofErr w:type="spellEnd"/>
-          <w:r>
-            <w:rPr>
-              <w:rFonts w:ascii="Roboto Light" w:eastAsia="Roboto Light" w:hAnsi="Roboto Light" w:cs="Roboto Light"/>
-              <w:b/>
-              <w:bCs/>
-              <w:i/>
-              <w:iCs/>
-              <w:sz w:val="20"/>
-              <w:szCs w:val="20"/>
-            </w:rPr>
-            <w:t xml:space="preserve"> Front-end</w:t>
-          </w:r>
-          <w:r>
-            <w:rPr>
-              <w:rFonts w:ascii="Roboto Light" w:eastAsia="Roboto Light" w:hAnsi="Roboto Light" w:cs="Roboto Light"/>
-              <w:i/>
-              <w:iCs/>
-              <w:sz w:val="20"/>
-              <w:szCs w:val="20"/>
-            </w:rPr>
-            <w:tab/>
-            <w:t>Juin 2023 – Juillet 2024</w:t>
-          </w:r>
-        </w:p>
-      </w:sdtContent>
-    </w:sdt>
-    <w:sdt>
-      <w:sdtPr>
+        <w:tag w:val="experience.3.bullets.0"/>
         <w:alias w:val="experience.3.bullets.0"/>
-        <w:tag w:val="experience.3.bullets.0"/>
-        <w:id w:val="319321420"/>
         <w:text/>
       </w:sdtPr>
       <w:sdtContent>
@@ -1801,13 +2025,13 @@
             <w:pStyle w:val="ListParagraph"/>
             <w:numPr>
               <w:ilvl w:val="0"/>
-              <w:numId w:val="21"/>
+              <w:numId w:val="24"/>
             </w:numPr>
             <w:tabs>
               <w:tab w:val="right" w:pos="10800"/>
             </w:tabs>
-            <w:spacing w:after="0" w:line="240" w:lineRule="auto"/>
-            <w:ind w:left="187" w:hanging="187"/>
+            <w:spacing w:before="200" w:after="0" w:line="240" w:lineRule="auto"/>
+            <w:ind w:left="180" w:hanging="180"/>
             <w:rPr>
               <w:rFonts w:ascii="Roboto Light" w:eastAsia="Roboto Light" w:hAnsi="Roboto Light" w:cs="Roboto Light"/>
               <w:sz w:val="20"/>
@@ -1816,49 +2040,29 @@
           </w:pPr>
           <w:r>
             <w:rPr>
-              <w:rFonts w:ascii="Roboto Light" w:hAnsi="Roboto Light"/>
-            </w:rPr>
-            <w:t>Développement de fonctionnalités Next.js/React/Redux ayant augmenté l'engagement utilisateur de 30 %.</w:t>
-          </w:r>
-        </w:p>
-      </w:sdtContent>
-    </w:sdt>
-    <w:sdt>
-      <w:sdtPr>
-        <w:alias w:val="experience.4.company_line"/>
-        <w:tag w:val="experience.4.company_line"/>
-        <w:id w:val="1382591900"/>
-        <w:text/>
-      </w:sdtPr>
-      <w:sdtContent>
-        <w:p>
-          <w:pPr>
-            <w:tabs>
-              <w:tab w:val="right" w:pos="10800"/>
-            </w:tabs>
-            <w:spacing w:before="120" w:after="0" w:line="240" w:lineRule="auto"/>
-            <w:rPr>
               <w:rFonts w:ascii="Roboto Light" w:eastAsia="Roboto Light" w:hAnsi="Roboto Light" w:cs="Roboto Light"/>
               <w:sz w:val="20"/>
               <w:szCs w:val="20"/>
             </w:rPr>
-          </w:pPr>
+            <w:t xml:space="preserve">Développement </w:t>
+          </w:r>
+          <w:proofErr w:type="spellStart"/>
           <w:r>
             <w:rPr>
               <w:rFonts w:ascii="Roboto Light" w:eastAsia="Roboto Light" w:hAnsi="Roboto Light" w:cs="Roboto Light"/>
               <w:sz w:val="20"/>
               <w:szCs w:val="20"/>
             </w:rPr>
-            <w:t>Rodeo Logistics, LLC</w:t>
-          </w:r>
+            <w:t>d’applications</w:t>
+          </w:r>
+          <w:proofErr w:type="spellEnd"/>
           <w:r>
             <w:rPr>
               <w:rFonts w:ascii="Roboto Light" w:eastAsia="Roboto Light" w:hAnsi="Roboto Light" w:cs="Roboto Light"/>
               <w:sz w:val="20"/>
               <w:szCs w:val="20"/>
             </w:rPr>
-            <w:tab/>
-            <w:t xml:space="preserve">Austin, TX - </w:t>
+            <w:t xml:space="preserve"> avec React, Next.js, TypeScript, Node.js, </w:t>
           </w:r>
           <w:proofErr w:type="spellStart"/>
           <w:r>
@@ -1867,348 +2071,191 @@
               <w:sz w:val="20"/>
               <w:szCs w:val="20"/>
             </w:rPr>
-            <w:t>Télétravail</w:t>
-          </w:r>
-          <w:proofErr w:type="spellEnd"/>
-        </w:p>
-      </w:sdtContent>
-    </w:sdt>
-    <w:sdt>
-      <w:sdtPr>
-        <w:alias w:val="experience.4.title_line"/>
-        <w:tag w:val="experience.4.title_line"/>
-        <w:id w:val="-1507823681"/>
-        <w:text/>
-      </w:sdtPr>
-      <w:sdtContent>
-        <w:p>
-          <w:pPr>
-            <w:tabs>
-              <w:tab w:val="right" w:pos="10800"/>
-            </w:tabs>
-            <w:spacing w:after="120" w:line="240" w:lineRule="auto"/>
-            <w:rPr>
-              <w:rFonts w:ascii="Roboto Light" w:eastAsia="Roboto Light" w:hAnsi="Roboto Light" w:cs="Roboto Light"/>
-              <w:i/>
-              <w:iCs/>
+            <w:t>GraphQL</w:t>
+          </w:r>
+          <w:proofErr w:type="spellEnd"/>
+          <w:r>
+            <w:rPr>
+              <w:rFonts w:ascii="Roboto Light" w:eastAsia="Roboto Light" w:hAnsi="Roboto Light" w:cs="Roboto Light"/>
               <w:sz w:val="20"/>
               <w:szCs w:val="20"/>
             </w:rPr>
-          </w:pPr>
-          <w:proofErr w:type="spellStart"/>
-          <w:r>
-            <w:rPr>
-              <w:rFonts w:ascii="Roboto Light" w:eastAsia="Roboto Light" w:hAnsi="Roboto Light" w:cs="Roboto Light"/>
-              <w:b/>
-              <w:bCs/>
-              <w:i/>
-              <w:iCs/>
+            <w:t xml:space="preserve"> et Redux dans des </w:t>
+          </w:r>
+          <w:proofErr w:type="spellStart"/>
+          <w:r>
+            <w:rPr>
+              <w:rFonts w:ascii="Roboto Light" w:eastAsia="Roboto Light" w:hAnsi="Roboto Light" w:cs="Roboto Light"/>
               <w:sz w:val="20"/>
               <w:szCs w:val="20"/>
             </w:rPr>
-            <w:t>Développeur</w:t>
-          </w:r>
-          <w:proofErr w:type="spellEnd"/>
-          <w:r>
-            <w:rPr>
-              <w:rFonts w:ascii="Roboto Light" w:eastAsia="Roboto Light" w:hAnsi="Roboto Light" w:cs="Roboto Light"/>
-              <w:b/>
-              <w:bCs/>
-              <w:i/>
-              <w:iCs/>
+            <w:t>environnements</w:t>
+          </w:r>
+          <w:proofErr w:type="spellEnd"/>
+          <w:r>
+            <w:rPr>
+              <w:rFonts w:ascii="Roboto Light" w:eastAsia="Roboto Light" w:hAnsi="Roboto Light" w:cs="Roboto Light"/>
               <w:sz w:val="20"/>
               <w:szCs w:val="20"/>
             </w:rPr>
-            <w:t xml:space="preserve"> Full-Stack</w:t>
-          </w:r>
-          <w:r>
-            <w:rPr>
-              <w:rFonts w:ascii="Roboto Light" w:eastAsia="Roboto Light" w:hAnsi="Roboto Light" w:cs="Roboto Light"/>
-              <w:i/>
-              <w:iCs/>
+            <w:t xml:space="preserve"> SaaS et </w:t>
+          </w:r>
+          <w:proofErr w:type="spellStart"/>
+          <w:r>
+            <w:rPr>
+              <w:rFonts w:ascii="Roboto Light" w:eastAsia="Roboto Light" w:hAnsi="Roboto Light" w:cs="Roboto Light"/>
               <w:sz w:val="20"/>
               <w:szCs w:val="20"/>
             </w:rPr>
-            <w:tab/>
-            <w:t xml:space="preserve"> </w:t>
-          </w:r>
-          <w:proofErr w:type="spellStart"/>
-          <w:r>
-            <w:rPr>
-              <w:rFonts w:ascii="Roboto Light" w:eastAsia="Roboto Light" w:hAnsi="Roboto Light" w:cs="Roboto Light"/>
-              <w:i/>
-              <w:iCs/>
+            <w:t>logistiques</w:t>
+          </w:r>
+          <w:proofErr w:type="spellEnd"/>
+          <w:r>
+            <w:rPr>
+              <w:rFonts w:ascii="Roboto Light" w:eastAsia="Roboto Light" w:hAnsi="Roboto Light" w:cs="Roboto Light"/>
               <w:sz w:val="20"/>
               <w:szCs w:val="20"/>
             </w:rPr>
-            <w:t>Décembre</w:t>
-          </w:r>
-          <w:proofErr w:type="spellEnd"/>
-          <w:r>
-            <w:rPr>
-              <w:rFonts w:ascii="Roboto Light" w:eastAsia="Roboto Light" w:hAnsi="Roboto Light" w:cs="Roboto Light"/>
-              <w:i/>
-              <w:iCs/>
+            <w:t xml:space="preserve">, avec </w:t>
+          </w:r>
+          <w:proofErr w:type="spellStart"/>
+          <w:r>
+            <w:rPr>
+              <w:rFonts w:ascii="Roboto Light" w:eastAsia="Roboto Light" w:hAnsi="Roboto Light" w:cs="Roboto Light"/>
               <w:sz w:val="20"/>
               <w:szCs w:val="20"/>
             </w:rPr>
-            <w:t xml:space="preserve"> 2021 – Février 2023</w:t>
-          </w:r>
-        </w:p>
-      </w:sdtContent>
-    </w:sdt>
-    <w:sdt>
-      <w:sdtPr>
-        <w:alias w:val="experience.4.bullets.0"/>
-        <w:tag w:val="experience.4.bullets.0"/>
-        <w:id w:val="1507023503"/>
-        <w:text/>
-      </w:sdtPr>
-      <w:sdtContent>
-        <w:p>
-          <w:pPr>
-            <w:pStyle w:val="ListParagraph"/>
-            <w:numPr>
-              <w:ilvl w:val="0"/>
-              <w:numId w:val="18"/>
-            </w:numPr>
-            <w:tabs>
-              <w:tab w:val="right" w:pos="10800"/>
-            </w:tabs>
-            <w:spacing w:after="0" w:line="240" w:lineRule="auto"/>
+            <w:t>également</w:t>
+          </w:r>
+          <w:proofErr w:type="spellEnd"/>
+          <w:r>
             <w:rPr>
               <w:rFonts w:ascii="Roboto Light" w:eastAsia="Roboto Light" w:hAnsi="Roboto Light" w:cs="Roboto Light"/>
               <w:sz w:val="20"/>
               <w:szCs w:val="20"/>
             </w:rPr>
-          </w:pPr>
-          <w:r>
-            <w:rPr>
-              <w:rFonts w:ascii="Roboto Light" w:hAnsi="Roboto Light"/>
-            </w:rPr>
-            <w:t>Création d'outils métier React, TypeScript, GraphQL et Node.js pour moderniser les opérations logistiques.</w:t>
-          </w:r>
-        </w:p>
-      </w:sdtContent>
-    </w:sdt>
-    <w:sdt>
-      <w:sdtPr>
-        <w:alias w:val="experience.5.company_line"/>
-        <w:tag w:val="experience.5.company_line"/>
-        <w:id w:val="-2073185867"/>
-        <w:text/>
-      </w:sdtPr>
-      <w:sdtContent>
-        <w:p>
-          <w:pPr>
-            <w:tabs>
-              <w:tab w:val="right" w:pos="10800"/>
-            </w:tabs>
-            <w:spacing w:before="200" w:after="0" w:line="240" w:lineRule="auto"/>
+            <w:t xml:space="preserve"> des </w:t>
+          </w:r>
+          <w:proofErr w:type="spellStart"/>
+          <w:r>
             <w:rPr>
               <w:rFonts w:ascii="Roboto Light" w:eastAsia="Roboto Light" w:hAnsi="Roboto Light" w:cs="Roboto Light"/>
               <w:sz w:val="20"/>
               <w:szCs w:val="20"/>
             </w:rPr>
-          </w:pPr>
-          <w:proofErr w:type="spellStart"/>
+            <w:t>responsabilités</w:t>
+          </w:r>
+          <w:proofErr w:type="spellEnd"/>
           <w:r>
             <w:rPr>
               <w:rFonts w:ascii="Roboto Light" w:eastAsia="Roboto Light" w:hAnsi="Roboto Light" w:cs="Roboto Light"/>
               <w:sz w:val="20"/>
               <w:szCs w:val="20"/>
             </w:rPr>
-            <w:t>DevWorks</w:t>
-          </w:r>
-          <w:proofErr w:type="spellEnd"/>
+            <w:t xml:space="preserve"> </w:t>
+          </w:r>
+          <w:proofErr w:type="spellStart"/>
           <w:r>
             <w:rPr>
               <w:rFonts w:ascii="Roboto Light" w:eastAsia="Roboto Light" w:hAnsi="Roboto Light" w:cs="Roboto Light"/>
               <w:sz w:val="20"/>
               <w:szCs w:val="20"/>
             </w:rPr>
-            <w:tab/>
-            <w:t>Austin, TX</w:t>
-          </w:r>
-        </w:p>
-      </w:sdtContent>
-    </w:sdt>
-    <w:sdt>
-      <w:sdtPr>
-        <w:alias w:val="experience.5.title_line"/>
-        <w:tag w:val="experience.5.title_line"/>
-        <w:id w:val="-945306056"/>
-        <w:text/>
-      </w:sdtPr>
-      <w:sdtContent>
-        <w:p>
-          <w:pPr>
-            <w:tabs>
-              <w:tab w:val="right" w:pos="10800"/>
-            </w:tabs>
-            <w:spacing w:after="120" w:line="240" w:lineRule="auto"/>
-            <w:rPr>
-              <w:rFonts w:ascii="Roboto Light" w:eastAsia="Roboto Light" w:hAnsi="Roboto Light" w:cs="Roboto Light"/>
-              <w:i/>
-              <w:iCs/>
+            <w:t>en</w:t>
+          </w:r>
+          <w:proofErr w:type="spellEnd"/>
+          <w:r>
+            <w:rPr>
+              <w:rFonts w:ascii="Roboto Light" w:eastAsia="Roboto Light" w:hAnsi="Roboto Light" w:cs="Roboto Light"/>
               <w:sz w:val="20"/>
               <w:szCs w:val="20"/>
             </w:rPr>
-          </w:pPr>
-          <w:proofErr w:type="spellStart"/>
-          <w:r>
-            <w:rPr>
-              <w:rFonts w:ascii="Roboto Light" w:eastAsia="Roboto Light" w:hAnsi="Roboto Light" w:cs="Roboto Light"/>
-              <w:b/>
-              <w:bCs/>
-              <w:i/>
-              <w:iCs/>
+            <w:t xml:space="preserve"> gestion de </w:t>
+          </w:r>
+          <w:proofErr w:type="spellStart"/>
+          <w:r>
+            <w:rPr>
+              <w:rFonts w:ascii="Roboto Light" w:eastAsia="Roboto Light" w:hAnsi="Roboto Light" w:cs="Roboto Light"/>
               <w:sz w:val="20"/>
               <w:szCs w:val="20"/>
             </w:rPr>
-            <w:t>Développeur</w:t>
-          </w:r>
-          <w:proofErr w:type="spellEnd"/>
-          <w:r>
-            <w:rPr>
-              <w:rFonts w:ascii="Roboto Light" w:eastAsia="Roboto Light" w:hAnsi="Roboto Light" w:cs="Roboto Light"/>
-              <w:b/>
-              <w:bCs/>
-              <w:i/>
-              <w:iCs/>
+            <w:t>projets</w:t>
+          </w:r>
+          <w:proofErr w:type="spellEnd"/>
+          <w:r>
+            <w:rPr>
+              <w:rFonts w:ascii="Roboto Light" w:eastAsia="Roboto Light" w:hAnsi="Roboto Light" w:cs="Roboto Light"/>
               <w:sz w:val="20"/>
               <w:szCs w:val="20"/>
             </w:rPr>
-            <w:t xml:space="preserve"> Full-Stack</w:t>
-          </w:r>
-          <w:r>
-            <w:rPr>
-              <w:rFonts w:ascii="Roboto Light" w:eastAsia="Roboto Light" w:hAnsi="Roboto Light" w:cs="Roboto Light"/>
-              <w:b/>
-              <w:bCs/>
-              <w:i/>
-              <w:iCs/>
+            <w:t xml:space="preserve"> et coordination </w:t>
+          </w:r>
+          <w:proofErr w:type="spellStart"/>
+          <w:r>
+            <w:rPr>
+              <w:rFonts w:ascii="Roboto Light" w:eastAsia="Roboto Light" w:hAnsi="Roboto Light" w:cs="Roboto Light"/>
               <w:sz w:val="20"/>
               <w:szCs w:val="20"/>
             </w:rPr>
-            <w:t xml:space="preserve"> / Chef de </w:t>
-          </w:r>
-          <w:proofErr w:type="spellStart"/>
-          <w:r>
-            <w:rPr>
-              <w:rFonts w:ascii="Roboto Light" w:eastAsia="Roboto Light" w:hAnsi="Roboto Light" w:cs="Roboto Light"/>
-              <w:b/>
-              <w:bCs/>
-              <w:i/>
-              <w:iCs/>
+            <w:t>d’équipes</w:t>
+          </w:r>
+          <w:proofErr w:type="spellEnd"/>
+          <w:r>
+            <w:rPr>
+              <w:rFonts w:ascii="Roboto Light" w:eastAsia="Roboto Light" w:hAnsi="Roboto Light" w:cs="Roboto Light"/>
               <w:sz w:val="20"/>
               <w:szCs w:val="20"/>
             </w:rPr>
-            <w:t>projet</w:t>
-          </w:r>
-          <w:proofErr w:type="spellEnd"/>
-          <w:r>
-            <w:rPr>
-              <w:rFonts w:ascii="Roboto Light" w:eastAsia="Roboto Light" w:hAnsi="Roboto Light" w:cs="Roboto Light"/>
-              <w:i/>
-              <w:iCs/>
+            <w:t xml:space="preserve"> de </w:t>
+          </w:r>
+          <w:proofErr w:type="spellStart"/>
+          <w:r>
+            <w:rPr>
+              <w:rFonts w:ascii="Roboto Light" w:eastAsia="Roboto Light" w:hAnsi="Roboto Light" w:cs="Roboto Light"/>
               <w:sz w:val="20"/>
               <w:szCs w:val="20"/>
             </w:rPr>
-            <w:tab/>
-            <w:t xml:space="preserve">Mars 2021 – </w:t>
-          </w:r>
-          <w:proofErr w:type="spellStart"/>
-          <w:r>
-            <w:rPr>
-              <w:rFonts w:ascii="Roboto Light" w:eastAsia="Roboto Light" w:hAnsi="Roboto Light" w:cs="Roboto Light"/>
-              <w:i/>
-              <w:iCs/>
+            <w:t>développement</w:t>
+          </w:r>
+          <w:proofErr w:type="spellEnd"/>
+          <w:r>
+            <w:rPr>
+              <w:rFonts w:ascii="Roboto Light" w:eastAsia="Roboto Light" w:hAnsi="Roboto Light" w:cs="Roboto Light"/>
               <w:sz w:val="20"/>
               <w:szCs w:val="20"/>
             </w:rPr>
-            <w:t>Décembre</w:t>
-          </w:r>
-          <w:proofErr w:type="spellEnd"/>
-          <w:r>
-            <w:rPr>
-              <w:rFonts w:ascii="Roboto Light" w:eastAsia="Roboto Light" w:hAnsi="Roboto Light" w:cs="Roboto Light"/>
-              <w:i/>
-              <w:iCs/>
-              <w:sz w:val="20"/>
-              <w:szCs w:val="20"/>
-            </w:rPr>
-            <w:t xml:space="preserve"> 2021</w:t>
-          </w:r>
-        </w:p>
-      </w:sdtContent>
-    </w:sdt>
-    <w:sdt>
-      <w:sdtPr>
-        <w:alias w:val="experience.5.bullets.0"/>
-        <w:tag w:val="experience.5.bullets.0"/>
-        <w:id w:val="-1336381268"/>
-        <w:text/>
-      </w:sdtPr>
-      <w:sdtContent>
-        <w:p>
-          <w:pPr>
-            <w:pStyle w:val="ListParagraph"/>
-            <w:numPr>
-              <w:ilvl w:val="0"/>
-              <w:numId w:val="19"/>
-            </w:numPr>
-            <w:spacing w:after="100" w:line="240" w:lineRule="auto"/>
-            <w:rPr>
-              <w:rFonts w:ascii="Roboto Light" w:eastAsia="Roboto Light" w:hAnsi="Roboto Light" w:cs="Roboto Light"/>
-              <w:sz w:val="20"/>
-              <w:szCs w:val="20"/>
-            </w:rPr>
-          </w:pPr>
-          <w:r>
-            <w:rPr>
-              <w:rFonts w:ascii="Roboto Light" w:hAnsi="Roboto Light"/>
-            </w:rPr>
-            <w:t>Coordination de projets logiciels et d'équipes de développement, avec 95 % de livraisons dans les délais.</w:t>
+            <w:t>.</w:t>
           </w:r>
         </w:p>
       </w:sdtContent>
     </w:sdt>
     <w:p>
       <w:pPr>
-        <w:spacing w:after="100" w:line="240" w:lineRule="auto"/>
+        <w:spacing w:before="120" w:after="100" w:line="240" w:lineRule="auto"/>
         <w:rPr>
           <w:rFonts w:ascii="Roboto Light" w:eastAsia="Roboto Light" w:hAnsi="Roboto Light" w:cs="Roboto Light"/>
           <w:sz w:val="20"/>
           <w:szCs w:val="20"/>
         </w:rPr>
       </w:pPr>
-      <w:r>
-        <w:rPr>
-          <w:rFonts w:ascii="Roboto Light" w:eastAsia="Roboto Light" w:hAnsi="Roboto Light" w:cs="Roboto Light"/>
-          <w:sz w:val="26"/>
-          <w:szCs w:val="26"/>
-        </w:rPr>
-        <w:t>FORMATION</w:t>
-      </w:r>
       <w:r>
         <w:rPr>
           <w:rFonts w:ascii="Roboto Light" w:hAnsi="Roboto Light"/>
           <w:noProof/>
         </w:rPr>
         <mc:AlternateContent>
-          <mc:Choice Requires="wpg">
+          <mc:Choice Requires="wps">
             <w:drawing>
-              <wp:anchor distT="0" distB="0" distL="114300" distR="114300" simplePos="0" relativeHeight="251659264" behindDoc="0" locked="0" layoutInCell="1" hidden="0" allowOverlap="1" wp14:anchorId="5D6EA691" wp14:editId="78F8DF5D">
+              <wp:anchor distT="0" distB="0" distL="114300" distR="114300" simplePos="0" relativeHeight="251659264" behindDoc="0" locked="0" layoutInCell="1" hidden="0" allowOverlap="1" wp14:anchorId="5D6EA691" wp14:editId="7AB1CD91">
                 <wp:simplePos x="0" y="0"/>
-                <wp:positionH relativeFrom="column">
-                  <wp:posOffset>1</wp:posOffset>
+                <wp:positionH relativeFrom="margin">
+                  <wp:align>left</wp:align>
                 </wp:positionH>
                 <wp:positionV relativeFrom="paragraph">
-                  <wp:posOffset>165100</wp:posOffset>
+                  <wp:posOffset>207908</wp:posOffset>
                 </wp:positionV>
                 <wp:extent cx="6870700" cy="19050"/>
-                <wp:effectExtent l="0" t="0" r="0" b="0"/>
+                <wp:effectExtent l="0" t="0" r="25400" b="19050"/>
                 <wp:wrapNone/>
                 <wp:docPr id="1" name="Straight Arrow Connector 1"/>
                 <wp:cNvGraphicFramePr/>
@@ -2218,8 +2265,8 @@
                       <wps:cNvCnPr/>
                       <wps:spPr>
                         <a:xfrm>
-                          <a:off x="1910650" y="3780000"/>
-                          <a:ext cx="6870700" cy="0"/>
+                          <a:off x="0" y="0"/>
+                          <a:ext cx="6870700" cy="19050"/>
                         </a:xfrm>
                         <a:prstGeom prst="straightConnector1">
                           <a:avLst/>
@@ -2242,49 +2289,27 @@
               </wp:anchor>
             </w:drawing>
           </mc:Choice>
-          <mc:Fallback xmlns:cr="http://schemas.microsoft.com/office/comments/2020/reactions" xmlns="http://schemas.microsoft.com/office/tasks/2019/documenttasks" xmlns:dgm="http://schemas.openxmlformats.org/drawingml/2006/diagram" xmlns:lc="http://schemas.openxmlformats.org/drawingml/2006/lockedCanvas" xmlns:c="http://schemas.openxmlformats.org/drawingml/2006/chart" xmlns:pic="http://schemas.openxmlformats.org/drawingml/2006/picture" xmlns:a="http://schemas.openxmlformats.org/drawingml/2006/main" xmlns:sl="http://schemas.openxmlformats.org/schemaLibrary/2006/main">
-            <w:drawing>
-              <wp:anchor allowOverlap="1" behindDoc="0" distB="0" distT="0" distL="114300" distR="114300" hidden="0" layoutInCell="1" locked="0" relativeHeight="0" simplePos="0">
-                <wp:simplePos x="0" y="0"/>
-                <wp:positionH relativeFrom="column">
-                  <wp:posOffset>1</wp:posOffset>
-                </wp:positionH>
-                <wp:positionV relativeFrom="paragraph">
-                  <wp:posOffset>165100</wp:posOffset>
-                </wp:positionV>
-                <wp:extent cx="6870700" cy="19050"/>
-                <wp:effectExtent b="0" l="0" r="0" t="0"/>
-                <wp:wrapNone/>
-                <wp:docPr id="1" name="image1.png"/>
-                <a:graphic>
-                  <a:graphicData uri="http://schemas.openxmlformats.org/drawingml/2006/picture">
-                    <pic:pic>
-                      <pic:nvPicPr>
-                        <pic:cNvPr id="0" name="image1.png"/>
-                        <pic:cNvPicPr preferRelativeResize="0"/>
-                      </pic:nvPicPr>
-                      <pic:blipFill>
-                        <a:blip r:embed="rId9"/>
-                        <a:srcRect/>
-                        <a:stretch>
-                          <a:fillRect/>
-                        </a:stretch>
-                      </pic:blipFill>
-                      <pic:spPr>
-                        <a:xfrm>
-                          <a:off x="0" y="0"/>
-                          <a:ext cx="6870700" cy="19050"/>
-                        </a:xfrm>
-                        <a:prstGeom prst="rect"/>
-                        <a:ln/>
-                      </pic:spPr>
-                    </pic:pic>
-                  </a:graphicData>
-                </a:graphic>
-              </wp:anchor>
-            </w:drawing>
+          <mc:Fallback>
+            <w:pict>
+              <v:shapetype w14:anchorId="17B4F1F0" id="_x0000_t32" coordsize="21600,21600" o:spt="32" o:oned="t" path="m,l21600,21600e" filled="f">
+                <v:path arrowok="t" fillok="f" o:connecttype="none"/>
+                <o:lock v:ext="edit" shapetype="t"/>
+              </v:shapetype>
+              <v:shape id="Straight Arrow Connector 1" o:spid="_x0000_s1026" type="#_x0000_t32" style="position:absolute;margin-left:0;margin-top:16.35pt;width:541pt;height:1.5pt;z-index:251659264;visibility:visible;mso-wrap-style:square;mso-wrap-distance-left:9pt;mso-wrap-distance-top:0;mso-wrap-distance-right:9pt;mso-wrap-distance-bottom:0;mso-position-horizontal:left;mso-position-horizontal-relative:margin;mso-position-vertical:absolute;mso-position-vertical-relative:text" o:gfxdata="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" strokeweight="1.5pt">
+                <v:stroke startarrowwidth="narrow" startarrowlength="short" endarrowwidth="narrow" endarrowlength="short" joinstyle="miter"/>
+                <w10:wrap anchorx="margin"/>
+              </v:shape>
+            </w:pict>
           </mc:Fallback>
         </mc:AlternateContent>
+      </w:r>
+      <w:r>
+        <w:rPr>
+          <w:rFonts w:ascii="Roboto Light" w:eastAsia="Roboto Light" w:hAnsi="Roboto Light" w:cs="Roboto Light"/>
+          <w:sz w:val="26"/>
+          <w:szCs w:val="26"/>
+        </w:rPr>
+        <w:t>FORMATION</w:t>
       </w:r>
     </w:p>
     <w:p>
@@ -2300,6 +2325,7 @@
           <w:szCs w:val="20"/>
         </w:rPr>
       </w:pPr>
+      <w:proofErr w:type="spellStart"/>
       <w:r>
         <w:rPr>
           <w:rFonts w:ascii="Roboto Light" w:eastAsia="Roboto Light" w:hAnsi="Roboto Light" w:cs="Roboto Light"/>
@@ -2308,7 +2334,18 @@
           <w:sz w:val="20"/>
           <w:szCs w:val="20"/>
         </w:rPr>
-        <w:t xml:space="preserve">Thinkful </w:t>
+        <w:t>Thinkful</w:t>
+      </w:r>
+      <w:proofErr w:type="spellEnd"/>
+      <w:r>
+        <w:rPr>
+          <w:rFonts w:ascii="Roboto Light" w:eastAsia="Roboto Light" w:hAnsi="Roboto Light" w:cs="Roboto Light"/>
+          <w:b/>
+          <w:bCs/>
+          <w:sz w:val="20"/>
+          <w:szCs w:val="20"/>
+        </w:rPr>
+        <w:t xml:space="preserve"> </w:t>
       </w:r>
       <w:r>
         <w:rPr>
@@ -2320,17 +2357,33 @@
           <w:sz w:val="20"/>
           <w:szCs w:val="20"/>
         </w:rPr>
-        <w:t xml:space="preserve">- </w:t>
+        <w:t xml:space="preserve">- Immersion </w:t>
       </w:r>
+      <w:proofErr w:type="spellStart"/>
       <w:r>
         <w:rPr>
           <w:rFonts w:ascii="Roboto Light" w:eastAsia="Roboto Light" w:hAnsi="Roboto Light" w:cs="Roboto Light"/>
           <w:b/>
           <w:bCs/>
+          <w:i/>
+          <w:iCs/>
           <w:sz w:val="20"/>
           <w:szCs w:val="20"/>
         </w:rPr>
-        <w:t>Immersion en Développement Informatique</w:t>
+        <w:t>en</w:t>
+      </w:r>
+      <w:proofErr w:type="spellEnd"/>
+      <w:r>
+        <w:rPr>
+          <w:rFonts w:ascii="Roboto Light" w:eastAsia="Roboto Light" w:hAnsi="Roboto Light" w:cs="Roboto Light"/>
+          <w:b/>
+          <w:bCs/>
+          <w:i/>
+          <w:iCs/>
+          <w:sz w:val="20"/>
+          <w:szCs w:val="20"/>
+        </w:rPr>
+        <w:t xml:space="preserve"> Développement Informatique</w:t>
       </w:r>
       <w:r>
         <w:rPr>
@@ -2505,7 +2558,7 @@
               </wp:anchor>
             </w:drawing>
           </mc:Choice>
-          <mc:Fallback xmlns:cr="http://schemas.microsoft.com/office/comments/2020/reactions" xmlns="http://schemas.microsoft.com/office/tasks/2019/documenttasks" xmlns:dgm="http://schemas.openxmlformats.org/drawingml/2006/diagram" xmlns:lc="http://schemas.openxmlformats.org/drawingml/2006/lockedCanvas" xmlns:c="http://schemas.openxmlformats.org/drawingml/2006/chart" xmlns:pic="http://schemas.openxmlformats.org/drawingml/2006/picture" xmlns:a="http://schemas.openxmlformats.org/drawingml/2006/main" xmlns:sl="http://schemas.openxmlformats.org/schemaLibrary/2006/main">
+          <mc:Fallback xmlns:cr="http://schemas.microsoft.com/office/comments/2020/reactions" xmlns="http://schemas.microsoft.com/office/tasks/2019/documenttasks" xmlns:dgm="http://schemas.openxmlformats.org/drawingml/2006/diagram" xmlns:lc="http://schemas.openxmlformats.org/drawingml/2006/lockedCanvas" xmlns:c="http://schemas.openxmlformats.org/drawingml/2006/chart" xmlns:pic="http://schemas.openxmlformats.org/drawingml/2006/picture" xmlns:a="http://schemas.openxmlformats.org/drawingml/2006/main" xmlns:sl="http://schemas.openxmlformats.org/schemaLibrary/2006/main" xmlns:w16cei="http://schemas.microsoft.com/office/word/2026/wordml/cei">
             <w:drawing>
               <wp:anchor allowOverlap="1" behindDoc="0" distB="0" distT="0" distL="114300" distR="114300" hidden="0" layoutInCell="1" locked="0" relativeHeight="0" simplePos="0">
                 <wp:simplePos x="0" y="0"/>
@@ -2552,20 +2605,19 @@
     </w:p>
     <w:sdt>
       <w:sdtPr>
+        <w:tag w:val="skills.frontend"/>
         <w:alias w:val="skills.frontend"/>
-        <w:tag w:val="skills.frontend"/>
-        <w:id w:val="-940831348"/>
         <w:text/>
       </w:sdtPr>
       <w:sdtContent>
         <w:p>
           <w:pPr>
             <w:spacing w:before="100" w:after="0" w:line="240" w:lineRule="auto"/>
-            <w:ind w:left="90"/>
-            <w:rPr>
-              <w:rFonts w:ascii="Roboto Light" w:eastAsia="Roboto Light" w:hAnsi="Roboto Light" w:cs="Roboto Light"/>
-              <w:sz w:val="20"/>
-              <w:szCs w:val="20"/>
+            <w:ind w:left="90" w:hanging="90"/>
+            <w:rPr>
+              <w:rFonts w:ascii="Roboto Light" w:eastAsia="Roboto Light" w:hAnsi="Roboto Light" w:cs="Roboto Light"/>
+              <w:sz w:val="21"/>
+              <w:szCs w:val="21"/>
             </w:rPr>
           </w:pPr>
           <w:r>
@@ -2573,12 +2625,16 @@
               <w:rFonts w:ascii="Roboto Light" w:hAnsi="Roboto Light"/>
               <w:b/>
               <w:bCs/>
+              <w:sz w:val="21"/>
+              <w:szCs w:val="21"/>
             </w:rPr>
             <w:t xml:space="preserve">Frontend: </w:t>
           </w:r>
           <w:r>
             <w:rPr>
               <w:rFonts w:ascii="Roboto Light" w:hAnsi="Roboto Light"/>
+              <w:sz w:val="21"/>
+              <w:szCs w:val="21"/>
             </w:rPr>
             <w:t>React, Next.js, TypeScript, Redux, React Query, Tailwind, Figma</w:t>
           </w:r>
@@ -2587,20 +2643,19 @@
     </w:sdt>
     <w:sdt>
       <w:sdtPr>
+        <w:tag w:val="skills.architecture_backend"/>
         <w:alias w:val="skills.architecture_backend"/>
-        <w:tag w:val="skills.architecture_backend"/>
-        <w:id w:val="-299688434"/>
         <w:text/>
       </w:sdtPr>
       <w:sdtContent>
         <w:p>
           <w:pPr>
             <w:spacing w:after="0" w:line="240" w:lineRule="auto"/>
-            <w:ind w:left="90"/>
-            <w:rPr>
-              <w:rFonts w:ascii="Roboto Light" w:eastAsia="Roboto Light" w:hAnsi="Roboto Light" w:cs="Roboto Light"/>
-              <w:sz w:val="20"/>
-              <w:szCs w:val="20"/>
+            <w:ind w:left="90" w:hanging="90"/>
+            <w:rPr>
+              <w:rFonts w:ascii="Roboto Light" w:eastAsia="Roboto Light" w:hAnsi="Roboto Light" w:cs="Roboto Light"/>
+              <w:sz w:val="21"/>
+              <w:szCs w:val="21"/>
             </w:rPr>
           </w:pPr>
           <w:r>
@@ -2608,12 +2663,16 @@
               <w:rFonts w:ascii="Roboto Light" w:hAnsi="Roboto Light"/>
               <w:b/>
               <w:bCs/>
+              <w:sz w:val="21"/>
+              <w:szCs w:val="21"/>
             </w:rPr>
             <w:t xml:space="preserve">Architecture &amp; Backend: </w:t>
           </w:r>
           <w:r>
             <w:rPr>
               <w:rFonts w:ascii="Roboto Light" w:hAnsi="Roboto Light"/>
+              <w:sz w:val="21"/>
+              <w:szCs w:val="21"/>
             </w:rPr>
             <w:t>System Design, API Design, Node.js, NestJS, Express, PostgreSQL, REST API, GraphQL</w:t>
           </w:r>
@@ -2622,20 +2681,19 @@
     </w:sdt>
     <w:sdt>
       <w:sdtPr>
+        <w:tag w:val="skills.ai_data"/>
         <w:alias w:val="skills.ai_data"/>
-        <w:tag w:val="skills.ai_data"/>
-        <w:id w:val="1427391211"/>
         <w:text/>
       </w:sdtPr>
       <w:sdtContent>
         <w:p>
           <w:pPr>
             <w:spacing w:after="0" w:line="240" w:lineRule="auto"/>
-            <w:ind w:left="90"/>
-            <w:rPr>
-              <w:rFonts w:ascii="Roboto Light" w:eastAsia="Roboto Light" w:hAnsi="Roboto Light" w:cs="Roboto Light"/>
-              <w:sz w:val="20"/>
-              <w:szCs w:val="20"/>
+            <w:ind w:left="90" w:hanging="90"/>
+            <w:rPr>
+              <w:rFonts w:ascii="Roboto Light" w:eastAsia="Roboto Light" w:hAnsi="Roboto Light" w:cs="Roboto Light"/>
+              <w:sz w:val="21"/>
+              <w:szCs w:val="21"/>
             </w:rPr>
           </w:pPr>
           <w:r>
@@ -2643,12 +2701,16 @@
               <w:rFonts w:ascii="Roboto Light" w:hAnsi="Roboto Light"/>
               <w:b/>
               <w:bCs/>
+              <w:sz w:val="21"/>
+              <w:szCs w:val="21"/>
             </w:rPr>
             <w:t xml:space="preserve">IA &amp; Données: </w:t>
           </w:r>
           <w:r>
             <w:rPr>
               <w:rFonts w:ascii="Roboto Light" w:hAnsi="Roboto Light"/>
+              <w:sz w:val="21"/>
+              <w:szCs w:val="21"/>
             </w:rPr>
             <w:t>OpenAI, Claude, LangChain, LangGraph, RAG, LLM Orchestration, Multi-Agent Systems, Embeddings, Vector Search, ChromaDB, pgvector, DuckDB</w:t>
           </w:r>
@@ -2657,20 +2719,19 @@
     </w:sdt>
     <w:sdt>
       <w:sdtPr>
+        <w:tag w:val="skills.testing"/>
         <w:alias w:val="skills.testing"/>
-        <w:tag w:val="skills.testing"/>
-        <w:id w:val="-1789647693"/>
         <w:text/>
       </w:sdtPr>
       <w:sdtContent>
         <w:p>
           <w:pPr>
             <w:spacing w:after="0" w:line="240" w:lineRule="auto"/>
-            <w:ind w:left="90"/>
-            <w:rPr>
-              <w:rFonts w:ascii="Roboto Light" w:eastAsia="Roboto Light" w:hAnsi="Roboto Light" w:cs="Roboto Light"/>
-              <w:sz w:val="20"/>
-              <w:szCs w:val="20"/>
+            <w:ind w:left="90" w:hanging="90"/>
+            <w:rPr>
+              <w:rFonts w:ascii="Roboto Light" w:eastAsia="Roboto Light" w:hAnsi="Roboto Light" w:cs="Roboto Light"/>
+              <w:sz w:val="21"/>
+              <w:szCs w:val="21"/>
             </w:rPr>
           </w:pPr>
           <w:r>
@@ -2678,6 +2739,8 @@
               <w:rFonts w:ascii="Roboto Light" w:hAnsi="Roboto Light"/>
               <w:b/>
               <w:bCs/>
+              <w:sz w:val="21"/>
+              <w:szCs w:val="21"/>
             </w:rPr>
             <w:t>Test</w:t>
           </w:r>
@@ -2686,12 +2749,16 @@
               <w:rFonts w:ascii="Roboto Light" w:hAnsi="Roboto Light"/>
               <w:b/>
               <w:bCs/>
+              <w:sz w:val="21"/>
+              <w:szCs w:val="21"/>
             </w:rPr>
             <w:t>ing</w:t>
           </w:r>
           <w:r>
             <w:rPr>
               <w:rFonts w:ascii="Roboto Light" w:hAnsi="Roboto Light"/>
+              <w:sz w:val="21"/>
+              <w:szCs w:val="21"/>
             </w:rPr>
             <w:t xml:space="preserve">: Playwright, Cypress, </w:t>
           </w:r>
@@ -2699,6 +2766,8 @@
           <w:r>
             <w:rPr>
               <w:rFonts w:ascii="Roboto Light" w:hAnsi="Roboto Light"/>
+              <w:sz w:val="21"/>
+              <w:szCs w:val="21"/>
             </w:rPr>
             <w:t>Vitest</w:t>
           </w:r>
@@ -2706,6 +2775,8 @@
           <w:r>
             <w:rPr>
               <w:rFonts w:ascii="Roboto Light" w:hAnsi="Roboto Light"/>
+              <w:sz w:val="21"/>
+              <w:szCs w:val="21"/>
             </w:rPr>
             <w:t>, Jest</w:t>
           </w:r>
@@ -2714,20 +2785,19 @@
     </w:sdt>
     <w:sdt>
       <w:sdtPr>
+        <w:tag w:val="skills.devops"/>
         <w:alias w:val="skills.devops"/>
-        <w:tag w:val="skills.devops"/>
-        <w:id w:val="996152728"/>
         <w:text/>
       </w:sdtPr>
       <w:sdtContent>
         <w:p>
           <w:pPr>
             <w:spacing w:after="0" w:line="240" w:lineRule="auto"/>
-            <w:ind w:left="90"/>
-            <w:rPr>
-              <w:rFonts w:ascii="Roboto Light" w:eastAsia="Roboto Light" w:hAnsi="Roboto Light" w:cs="Roboto Light"/>
-              <w:sz w:val="20"/>
-              <w:szCs w:val="20"/>
+            <w:ind w:left="90" w:hanging="90"/>
+            <w:rPr>
+              <w:rFonts w:ascii="Roboto Light" w:eastAsia="Roboto Light" w:hAnsi="Roboto Light" w:cs="Roboto Light"/>
+              <w:sz w:val="21"/>
+              <w:szCs w:val="21"/>
             </w:rPr>
           </w:pPr>
           <w:r>
@@ -2735,12 +2805,16 @@
               <w:rFonts w:ascii="Roboto Light" w:hAnsi="Roboto Light"/>
               <w:b/>
               <w:bCs/>
+              <w:sz w:val="21"/>
+              <w:szCs w:val="21"/>
             </w:rPr>
             <w:t>DevOps</w:t>
           </w:r>
           <w:r>
             <w:rPr>
               <w:rFonts w:ascii="Roboto Light" w:hAnsi="Roboto Light"/>
+              <w:sz w:val="21"/>
+              <w:szCs w:val="21"/>
             </w:rPr>
             <w:t>: AWS, Docker, CircleCI, Vercel, Fly.io</w:t>
           </w:r>
@@ -2749,22 +2823,21 @@
     </w:sdt>
     <w:sdt>
       <w:sdtPr>
+        <w:tag w:val="skills.tools"/>
         <w:alias w:val="skills.tools"/>
-        <w:tag w:val="skills.tools"/>
-        <w:id w:val="-1489934051"/>
         <w:text/>
       </w:sdtPr>
       <w:sdtContent>
         <w:p>
           <w:pPr>
             <w:spacing w:after="0" w:line="240" w:lineRule="auto"/>
-            <w:ind w:left="90"/>
+            <w:ind w:left="90" w:hanging="90"/>
             <w:rPr>
               <w:rFonts w:ascii="Roboto Light" w:eastAsia="Roboto Light" w:hAnsi="Roboto Light" w:cs="Roboto Light"/>
               <w:b/>
               <w:bCs/>
-              <w:sz w:val="20"/>
-              <w:szCs w:val="20"/>
+              <w:sz w:val="21"/>
+              <w:szCs w:val="21"/>
             </w:rPr>
           </w:pPr>
           <w:r>
@@ -2772,12 +2845,16 @@
               <w:rFonts w:ascii="Roboto Light" w:hAnsi="Roboto Light"/>
               <w:b/>
               <w:bCs/>
+              <w:sz w:val="21"/>
+              <w:szCs w:val="21"/>
             </w:rPr>
             <w:t>Outils</w:t>
           </w:r>
           <w:r>
             <w:rPr>
               <w:rFonts w:ascii="Roboto Light" w:hAnsi="Roboto Light"/>
+              <w:sz w:val="21"/>
+              <w:szCs w:val="21"/>
             </w:rPr>
             <w:t>: Bash, Git, JIRA, Postman</w:t>
           </w:r>
@@ -2795,7 +2872,7 @@
 </file>
 
 <file path=word/numbering.xml><?xml version="1.0" encoding="utf-8"?>
-<w:numbering xmlns:wpc="http://schemas.microsoft.com/office/word/2010/wordprocessingCanvas" xmlns:cx="http://schemas.microsoft.com/office/drawing/2014/chartex" xmlns:cx1="http://schemas.microsoft.com/office/drawing/2015/9/8/chartex" xmlns:cx2="http://schemas.microsoft.com/office/drawing/2015/10/21/chartex" xmlns:cx3="http://schemas.microsoft.com/office/drawing/2016/5/9/chartex" xmlns:cx4="http://schemas.microsoft.com/office/drawing/2016/5/10/chartex" xmlns:cx5="http://schemas.microsoft.com/office/drawing/2016/5/11/chartex" xmlns:cx6="http://schemas.microsoft.com/office/drawing/2016/5/12/chartex" xmlns:cx7="http://schemas.microsoft.com/office/drawing/2016/5/13/chartex" xmlns:cx8="http://schemas.microsoft.com/office/drawing/2016/5/14/chartex" xmlns:mc="http://schemas.openxmlformats.org/markup-compatibility/2006" xmlns:aink="http://schemas.microsoft.com/office/drawing/2016/ink" xmlns:am3d="http://schemas.microsoft.com/office/drawing/2017/model3d" xmlns:o="urn:schemas-microsoft-com:office:office" xmlns:oel="http://schemas.microsoft.com/office/2019/extlst" xmlns:r="http://schemas.openxmlformats.org/officeDocument/2006/relationships" xmlns:m="http://schemas.openxmlformats.org/officeDocument/2006/math" xmlns:v="urn:schemas-microsoft-com:vml" xmlns:wp14="http://schemas.microsoft.com/office/word/2010/wordprocessingDrawing" xmlns:wp="http://schemas.openxmlformats.org/drawingml/2006/wordprocessingDrawing" xmlns:w10="urn:schemas-microsoft-com:office:word" xmlns:w="http://schemas.openxmlformats.org/wordprocessingml/2006/main" xmlns:w14="http://schemas.microsoft.com/office/word/2010/wordml" xmlns:w15="http://schemas.microsoft.com/office/word/2012/wordml" xmlns:w16cei="http://schemas.microsoft.com/office/word/2026/wordml/cei" xmlns:w16cex="http://schemas.microsoft.com/office/word/2018/wordml/cex" xmlns:w16cid="http://schemas.microsoft.com/office/word/2016/wordml/cid" xmlns:w16="http://schemas.microsoft.com/office/word/2018/wordml" xmlns:w16du="http://schemas.microsoft.com/office/word/2023/wordml/word16du" xmlns:w16sdtdh="http://schemas.microsoft.com/office/word/2020/wordml/sdtdatahash" xmlns:w16sdtfl="http://schemas.microsoft.com/office/word/2024/wordml/sdtformatlock" xmlns:w16se="http://schemas.microsoft.com/office/word/2015/wordml/symex" xmlns:wpg="http://schemas.microsoft.com/office/word/2010/wordprocessingGroup" xmlns:wpi="http://schemas.microsoft.com/office/word/2010/wordprocessingInk" xmlns:wne="http://schemas.microsoft.com/office/word/2006/wordml" xmlns:wps="http://schemas.microsoft.com/office/word/2010/wordprocessingShape" mc:Ignorable="w14 w15 w16se w16cid w16 w16cex w16sdtdh w16sdtfl w16du wp14">
+<w:numbering xmlns:wpc="http://schemas.microsoft.com/office/word/2010/wordprocessingCanvas" xmlns:cx="http://schemas.microsoft.com/office/drawing/2014/chartex" xmlns:cx1="http://schemas.microsoft.com/office/drawing/2015/9/8/chartex" xmlns:cx2="http://schemas.microsoft.com/office/drawing/2015/10/21/chartex" xmlns:cx3="http://schemas.microsoft.com/office/drawing/2016/5/9/chartex" xmlns:cx4="http://schemas.microsoft.com/office/drawing/2016/5/10/chartex" xmlns:cx5="http://schemas.microsoft.com/office/drawing/2016/5/11/chartex" xmlns:cx6="http://schemas.microsoft.com/office/drawing/2016/5/12/chartex" xmlns:cx7="http://schemas.microsoft.com/office/drawing/2016/5/13/chartex" xmlns:cx8="http://schemas.microsoft.com/office/drawing/2016/5/14/chartex" xmlns:mc="http://schemas.openxmlformats.org/markup-compatibility/2006" xmlns:aink="http://schemas.microsoft.com/office/drawing/2016/ink" xmlns:am3d="http://schemas.microsoft.com/office/drawing/2017/model3d" xmlns:o="urn:schemas-microsoft-com:office:office" xmlns:oel="http://schemas.microsoft.com/office/2019/extlst" xmlns:r="http://schemas.openxmlformats.org/officeDocument/2006/relationships" xmlns:m="http://schemas.openxmlformats.org/officeDocument/2006/math" xmlns:v="urn:schemas-microsoft-com:vml" xmlns:wp14="http://schemas.microsoft.com/office/word/2010/wordprocessingDrawing" xmlns:wp="http://schemas.openxmlformats.org/drawingml/2006/wordprocessingDrawing" xmlns:w10="urn:schemas-microsoft-com:office:word" xmlns:w="http://schemas.openxmlformats.org/wordprocessingml/2006/main" xmlns:w14="http://schemas.microsoft.com/office/word/2010/wordml" xmlns:w15="http://schemas.microsoft.com/office/word/2012/wordml" xmlns:w16cex="http://schemas.microsoft.com/office/word/2018/wordml/cex" xmlns:w16cid="http://schemas.microsoft.com/office/word/2016/wordml/cid" xmlns:w16="http://schemas.microsoft.com/office/word/2018/wordml" xmlns:w16du="http://schemas.microsoft.com/office/word/2023/wordml/word16du" xmlns:w16sdtdh="http://schemas.microsoft.com/office/word/2020/wordml/sdtdatahash" xmlns:w16sdtfl="http://schemas.microsoft.com/office/word/2024/wordml/sdtformatlock" xmlns:w16se="http://schemas.microsoft.com/office/word/2015/wordml/symex" xmlns:wpg="http://schemas.microsoft.com/office/word/2010/wordprocessingGroup" xmlns:wpi="http://schemas.microsoft.com/office/word/2010/wordprocessingInk" xmlns:wne="http://schemas.microsoft.com/office/word/2006/wordml" xmlns:wps="http://schemas.microsoft.com/office/word/2010/wordprocessingShape" mc:Ignorable="w14 w15 w16se w16cid w16 w16cex w16sdtdh w16sdtfl w16du wp14">
   <w:abstractNum w:abstractNumId="0" w15:restartNumberingAfterBreak="0">
     <w:nsid w:val="0E2140DF"/>
     <w:multiLevelType w:val="hybridMultilevel"/>
@@ -4607,6 +4684,156 @@
     </w:lvl>
   </w:abstractNum>
   <w:abstractNum w:abstractNumId="16" w15:restartNumberingAfterBreak="0">
+    <w:nsid w:val="4B900719"/>
+    <w:multiLevelType w:val="multilevel"/>
+    <w:tmpl w:val="D4C875C0"/>
+    <w:lvl w:ilvl="0">
+      <w:start w:val="1"/>
+      <w:numFmt w:val="bullet"/>
+      <w:lvlText w:val=""/>
+      <w:lvlJc w:val="left"/>
+      <w:pPr>
+        <w:tabs>
+          <w:tab w:val="num" w:pos="720"/>
+        </w:tabs>
+        <w:ind w:left="720" w:hanging="360"/>
+      </w:pPr>
+      <w:rPr>
+        <w:rFonts w:ascii="Symbol" w:hAnsi="Symbol" w:hint="default"/>
+        <w:sz w:val="22"/>
+        <w:szCs w:val="22"/>
+      </w:rPr>
+    </w:lvl>
+    <w:lvl w:ilvl="1" w:tentative="1">
+      <w:start w:val="1"/>
+      <w:numFmt w:val="bullet"/>
+      <w:lvlText w:val="o"/>
+      <w:lvlJc w:val="left"/>
+      <w:pPr>
+        <w:tabs>
+          <w:tab w:val="num" w:pos="1440"/>
+        </w:tabs>
+        <w:ind w:left="1440" w:hanging="360"/>
+      </w:pPr>
+      <w:rPr>
+        <w:rFonts w:ascii="Courier New" w:hAnsi="Courier New" w:hint="default"/>
+        <w:sz w:val="20"/>
+      </w:rPr>
+    </w:lvl>
+    <w:lvl w:ilvl="2" w:tentative="1">
+      <w:start w:val="1"/>
+      <w:numFmt w:val="bullet"/>
+      <w:lvlText w:val=""/>
+      <w:lvlJc w:val="left"/>
+      <w:pPr>
+        <w:tabs>
+          <w:tab w:val="num" w:pos="2160"/>
+        </w:tabs>
+        <w:ind w:left="2160" w:hanging="360"/>
+      </w:pPr>
+      <w:rPr>
+        <w:rFonts w:ascii="Wingdings" w:hAnsi="Wingdings" w:hint="default"/>
+        <w:sz w:val="20"/>
+      </w:rPr>
+    </w:lvl>
+    <w:lvl w:ilvl="3" w:tentative="1">
+      <w:start w:val="1"/>
+      <w:numFmt w:val="bullet"/>
+      <w:lvlText w:val=""/>
+      <w:lvlJc w:val="left"/>
+      <w:pPr>
+        <w:tabs>
+          <w:tab w:val="num" w:pos="2880"/>
+        </w:tabs>
+        <w:ind w:left="2880" w:hanging="360"/>
+      </w:pPr>
+      <w:rPr>
+        <w:rFonts w:ascii="Wingdings" w:hAnsi="Wingdings" w:hint="default"/>
+        <w:sz w:val="20"/>
+      </w:rPr>
+    </w:lvl>
+    <w:lvl w:ilvl="4" w:tentative="1">
+      <w:start w:val="1"/>
+      <w:numFmt w:val="bullet"/>
+      <w:lvlText w:val=""/>
+      <w:lvlJc w:val="left"/>
+      <w:pPr>
+        <w:tabs>
+          <w:tab w:val="num" w:pos="3600"/>
+        </w:tabs>
+        <w:ind w:left="3600" w:hanging="360"/>
+      </w:pPr>
+      <w:rPr>
+        <w:rFonts w:ascii="Wingdings" w:hAnsi="Wingdings" w:hint="default"/>
+        <w:sz w:val="20"/>
+      </w:rPr>
+    </w:lvl>
+    <w:lvl w:ilvl="5" w:tentative="1">
+      <w:start w:val="1"/>
+      <w:numFmt w:val="bullet"/>
+      <w:lvlText w:val=""/>
+      <w:lvlJc w:val="left"/>
+      <w:pPr>
+        <w:tabs>
+          <w:tab w:val="num" w:pos="4320"/>
+        </w:tabs>
+        <w:ind w:left="4320" w:hanging="360"/>
+      </w:pPr>
+      <w:rPr>
+        <w:rFonts w:ascii="Wingdings" w:hAnsi="Wingdings" w:hint="default"/>
+        <w:sz w:val="20"/>
+      </w:rPr>
+    </w:lvl>
+    <w:lvl w:ilvl="6" w:tentative="1">
+      <w:start w:val="1"/>
+      <w:numFmt w:val="bullet"/>
+      <w:lvlText w:val=""/>
+      <w:lvlJc w:val="left"/>
+      <w:pPr>
+        <w:tabs>
+          <w:tab w:val="num" w:pos="5040"/>
+        </w:tabs>
+        <w:ind w:left="5040" w:hanging="360"/>
+      </w:pPr>
+      <w:rPr>
+        <w:rFonts w:ascii="Wingdings" w:hAnsi="Wingdings" w:hint="default"/>
+        <w:sz w:val="20"/>
+      </w:rPr>
+    </w:lvl>
+    <w:lvl w:ilvl="7" w:tentative="1">
+      <w:start w:val="1"/>
+      <w:numFmt w:val="bullet"/>
+      <w:lvlText w:val=""/>
+      <w:lvlJc w:val="left"/>
+      <w:pPr>
+        <w:tabs>
+          <w:tab w:val="num" w:pos="5760"/>
+        </w:tabs>
+        <w:ind w:left="5760" w:hanging="360"/>
+      </w:pPr>
+      <w:rPr>
+        <w:rFonts w:ascii="Wingdings" w:hAnsi="Wingdings" w:hint="default"/>
+        <w:sz w:val="20"/>
+      </w:rPr>
+    </w:lvl>
+    <w:lvl w:ilvl="8" w:tentative="1">
+      <w:start w:val="1"/>
+      <w:numFmt w:val="bullet"/>
+      <w:lvlText w:val=""/>
+      <w:lvlJc w:val="left"/>
+      <w:pPr>
+        <w:tabs>
+          <w:tab w:val="num" w:pos="6480"/>
+        </w:tabs>
+        <w:ind w:left="6480" w:hanging="360"/>
+      </w:pPr>
+      <w:rPr>
+        <w:rFonts w:ascii="Wingdings" w:hAnsi="Wingdings" w:hint="default"/>
+        <w:sz w:val="20"/>
+      </w:rPr>
+    </w:lvl>
+  </w:abstractNum>
+  <w:abstractNum w:abstractNumId="17" w15:restartNumberingAfterBreak="0">
     <w:nsid w:val="519574AF"/>
     <w:multiLevelType w:val="multilevel"/>
     <w:tmpl w:val="5D52969C"/>
@@ -4719,7 +4946,7 @@
       </w:rPr>
     </w:lvl>
   </w:abstractNum>
-  <w:abstractNum w:abstractNumId="17" w15:restartNumberingAfterBreak="0">
+  <w:abstractNum w:abstractNumId="18" w15:restartNumberingAfterBreak="0">
     <w:nsid w:val="54242946"/>
     <w:multiLevelType w:val="hybridMultilevel"/>
     <w:tmpl w:val="F830E620"/>
@@ -4832,7 +5059,7 @@
       </w:rPr>
     </w:lvl>
   </w:abstractNum>
-  <w:abstractNum w:abstractNumId="18" w15:restartNumberingAfterBreak="0">
+  <w:abstractNum w:abstractNumId="19" w15:restartNumberingAfterBreak="0">
     <w:nsid w:val="56C3315A"/>
     <w:multiLevelType w:val="hybridMultilevel"/>
     <w:tmpl w:val="12AA5A80"/>
@@ -4945,7 +5172,7 @@
       </w:rPr>
     </w:lvl>
   </w:abstractNum>
-  <w:abstractNum w:abstractNumId="19" w15:restartNumberingAfterBreak="0">
+  <w:abstractNum w:abstractNumId="20" w15:restartNumberingAfterBreak="0">
     <w:nsid w:val="66A64354"/>
     <w:multiLevelType w:val="hybridMultilevel"/>
     <w:tmpl w:val="17E074B4"/>
@@ -5058,7 +5285,7 @@
       </w:rPr>
     </w:lvl>
   </w:abstractNum>
-  <w:abstractNum w:abstractNumId="20" w15:restartNumberingAfterBreak="0">
+  <w:abstractNum w:abstractNumId="21" w15:restartNumberingAfterBreak="0">
     <w:nsid w:val="6A4F29AD"/>
     <w:multiLevelType w:val="hybridMultilevel"/>
     <w:tmpl w:val="F0B01D7E"/>
@@ -5171,7 +5398,7 @@
       </w:rPr>
     </w:lvl>
   </w:abstractNum>
-  <w:abstractNum w:abstractNumId="21" w15:restartNumberingAfterBreak="0">
+  <w:abstractNum w:abstractNumId="22" w15:restartNumberingAfterBreak="0">
     <w:nsid w:val="6FD5176B"/>
     <w:multiLevelType w:val="hybridMultilevel"/>
     <w:tmpl w:val="2DF68644"/>
@@ -5284,7 +5511,7 @@
       </w:rPr>
     </w:lvl>
   </w:abstractNum>
-  <w:abstractNum w:abstractNumId="22" w15:restartNumberingAfterBreak="0">
+  <w:abstractNum w:abstractNumId="23" w15:restartNumberingAfterBreak="0">
     <w:nsid w:val="6FD75ABB"/>
     <w:multiLevelType w:val="multilevel"/>
     <w:tmpl w:val="8C7E3680"/>
@@ -5399,7 +5626,7 @@
       </w:rPr>
     </w:lvl>
   </w:abstractNum>
-  <w:abstractNum w:abstractNumId="23" w15:restartNumberingAfterBreak="0">
+  <w:abstractNum w:abstractNumId="24" w15:restartNumberingAfterBreak="0">
     <w:nsid w:val="7C7B53B9"/>
     <w:multiLevelType w:val="multilevel"/>
     <w:tmpl w:val="3BE641AE"/>
@@ -5515,19 +5742,19 @@
     </w:lvl>
   </w:abstractNum>
   <w:num w:numId="1" w16cid:durableId="1233390664">
-    <w:abstractNumId w:val="22"/>
+    <w:abstractNumId w:val="23"/>
   </w:num>
   <w:num w:numId="2" w16cid:durableId="398216363">
     <w:abstractNumId w:val="2"/>
   </w:num>
   <w:num w:numId="3" w16cid:durableId="1971011880">
-    <w:abstractNumId w:val="23"/>
+    <w:abstractNumId w:val="24"/>
   </w:num>
   <w:num w:numId="4" w16cid:durableId="1804107515">
     <w:abstractNumId w:val="7"/>
   </w:num>
   <w:num w:numId="5" w16cid:durableId="423302182">
-    <w:abstractNumId w:val="16"/>
+    <w:abstractNumId w:val="17"/>
   </w:num>
   <w:num w:numId="6" w16cid:durableId="1932394774">
     <w:abstractNumId w:val="14"/>
@@ -5548,7 +5775,7 @@
     <w:abstractNumId w:val="4"/>
   </w:num>
   <w:num w:numId="12" w16cid:durableId="486674619">
-    <w:abstractNumId w:val="20"/>
+    <w:abstractNumId w:val="21"/>
   </w:num>
   <w:num w:numId="13" w16cid:durableId="1696272801">
     <w:abstractNumId w:val="3"/>
@@ -5560,13 +5787,13 @@
     <w:abstractNumId w:val="5"/>
   </w:num>
   <w:num w:numId="16" w16cid:durableId="711227926">
-    <w:abstractNumId w:val="17"/>
+    <w:abstractNumId w:val="18"/>
   </w:num>
   <w:num w:numId="17" w16cid:durableId="1421175784">
     <w:abstractNumId w:val="11"/>
   </w:num>
   <w:num w:numId="18" w16cid:durableId="756639443">
-    <w:abstractNumId w:val="19"/>
+    <w:abstractNumId w:val="20"/>
   </w:num>
   <w:num w:numId="19" w16cid:durableId="153768536">
     <w:abstractNumId w:val="9"/>
@@ -5575,16 +5802,19 @@
     <w:abstractNumId w:val="15"/>
   </w:num>
   <w:num w:numId="21" w16cid:durableId="435447563">
-    <w:abstractNumId w:val="21"/>
+    <w:abstractNumId w:val="22"/>
   </w:num>
   <w:num w:numId="22" w16cid:durableId="238633783">
-    <w:abstractNumId w:val="18"/>
+    <w:abstractNumId w:val="19"/>
   </w:num>
   <w:num w:numId="23" w16cid:durableId="1980377925">
     <w:abstractNumId w:val="8"/>
   </w:num>
   <w:num w:numId="24" w16cid:durableId="1498765021">
     <w:abstractNumId w:val="6"/>
+  </w:num>
+  <w:num w:numId="25" w16cid:durableId="1129513354">
+    <w:abstractNumId w:val="16"/>
   </w:num>
 </w:numbering>
 </file>
@@ -6113,7 +6343,6 @@
   <w:style w:type="character" w:default="1" w:styleId="DefaultParagraphFont">
     <w:name w:val="Default Paragraph Font"/>
     <w:uiPriority w:val="1"/>
-    <w:semiHidden/>
     <w:unhideWhenUsed/>
   </w:style>
   <w:style w:type="table" w:default="1" w:styleId="TableNormal">
